--- a/Demo Video Script.docx
+++ b/Demo Video Script.docx
@@ -4,653 +4,1975 @@
   <w:body>
     <w:p>
       <w:pPr>
-        <w:pStyle w:val="Title"/>
-        <w:jc w:val="center"/>
-        <w:rPr>
-          <w:lang w:val="en-US"/>
-        </w:rPr>
-      </w:pPr>
-      <w:r>
-        <w:rPr>
-          <w:lang w:val="en-US"/>
-        </w:rPr>
-        <w:t>Demo Video Script (10 mins)</w:t>
-      </w:r>
-    </w:p>
-    <w:p>
-      <w:pPr>
-        <w:rPr>
-          <w:lang w:val="en-US"/>
-        </w:rPr>
-      </w:pPr>
-      <w:r>
-        <w:rPr>
-          <w:lang w:val="en-US"/>
-        </w:rPr>
-        <w:t> </w:t>
-      </w:r>
-    </w:p>
-    <w:p>
-      <w:pPr>
-        <w:rPr>
-          <w:lang w:val="en-GB"/>
-        </w:rPr>
-      </w:pPr>
-      <w:r>
-        <w:rPr>
-          <w:rFonts w:ascii="Apple Color Emoji" w:hAnsi="Apple Color Emoji" w:cs="Apple Color Emoji"/>
-          <w:b/>
-          <w:bCs/>
-          <w:lang w:val="en-GB"/>
-        </w:rPr>
-        <w:t>⏱️</w:t>
-      </w:r>
-      <w:r>
-        <w:rPr>
-          <w:b/>
-          <w:bCs/>
-          <w:lang w:val="en-GB"/>
+        <w:rPr>
+          <w:rFonts w:asciiTheme="majorHAnsi" w:eastAsiaTheme="majorEastAsia" w:hAnsiTheme="majorHAnsi" w:cstheme="majorBidi"/>
+          <w:b/>
+          <w:bCs/>
+          <w:spacing w:val="-10"/>
+          <w:kern w:val="28"/>
+          <w:sz w:val="56"/>
+          <w:szCs w:val="56"/>
+        </w:rPr>
+      </w:pPr>
+      <w:r>
+        <w:rPr>
+          <w:rFonts w:ascii="Apple Color Emoji" w:eastAsiaTheme="majorEastAsia" w:hAnsi="Apple Color Emoji" w:cs="Apple Color Emoji"/>
+          <w:b/>
+          <w:bCs/>
+          <w:spacing w:val="-10"/>
+          <w:kern w:val="28"/>
+          <w:sz w:val="56"/>
+          <w:szCs w:val="56"/>
+        </w:rPr>
+        <w:t>🎥</w:t>
+      </w:r>
+      <w:r>
+        <w:rPr>
+          <w:rFonts w:asciiTheme="majorHAnsi" w:eastAsiaTheme="majorEastAsia" w:hAnsiTheme="majorHAnsi" w:cstheme="majorBidi"/>
+          <w:b/>
+          <w:bCs/>
+          <w:spacing w:val="-10"/>
+          <w:kern w:val="28"/>
+          <w:sz w:val="56"/>
+          <w:szCs w:val="56"/>
         </w:rPr>
         <w:t xml:space="preserve"> </w:t>
       </w:r>
       <w:r>
         <w:rPr>
-          <w:b/>
-          <w:bCs/>
-          <w:lang w:val="en-US"/>
-        </w:rPr>
-        <w:t>0:00 – 0:30 → Introduction</w:t>
-      </w:r>
-    </w:p>
-    <w:p>
-      <w:pPr>
-        <w:rPr>
-          <w:lang w:val="en-GB"/>
-        </w:rPr>
-      </w:pPr>
-      <w:r>
-        <w:rPr>
-          <w:lang w:val="en-GB"/>
-        </w:rPr>
-        <w:t>“Hello, I’m presenting my assignment on</w:t>
-      </w:r>
-    </w:p>
-    <w:p>
-      <w:pPr>
-        <w:rPr>
-          <w:lang w:val="en-GB"/>
-        </w:rPr>
-      </w:pPr>
-      <w:r>
-        <w:rPr>
-          <w:b/>
-          <w:bCs/>
-          <w:lang w:val="en-GB"/>
-        </w:rPr>
-        <w:t xml:space="preserve">End-to-End Data Management Pipeline for a Recommendation System for </w:t>
-      </w:r>
-      <w:proofErr w:type="spellStart"/>
-      <w:r>
-        <w:rPr>
-          <w:b/>
-          <w:bCs/>
-          <w:lang w:val="en-GB"/>
-        </w:rPr>
-        <w:t>RecoMart</w:t>
-      </w:r>
-      <w:proofErr w:type="spellEnd"/>
-      <w:r>
-        <w:rPr>
-          <w:lang w:val="en-GB"/>
-        </w:rPr>
-        <w:t>.</w:t>
-      </w:r>
-    </w:p>
-    <w:p>
-      <w:pPr>
-        <w:rPr>
-          <w:lang w:val="en-GB"/>
-        </w:rPr>
-      </w:pPr>
-      <w:r>
-        <w:rPr>
-          <w:lang w:val="en-GB"/>
-        </w:rPr>
-        <w:t>The objective of this project is to design and implement a complete ML pipeline that handles data ingestion, validation, feature engineering, model training, and orchestration.”</w:t>
-      </w:r>
-    </w:p>
-    <w:p>
-      <w:pPr>
-        <w:rPr>
-          <w:lang w:val="en-US"/>
-        </w:rPr>
-      </w:pPr>
-      <w:r>
-        <w:rPr>
-          <w:lang w:val="en-US"/>
-        </w:rPr>
-        <w:t> </w:t>
-      </w:r>
-    </w:p>
-    <w:p>
-      <w:pPr>
-        <w:rPr>
-          <w:lang w:val="en-GB"/>
-        </w:rPr>
-      </w:pPr>
-      <w:r>
-        <w:rPr>
-          <w:rFonts w:ascii="Apple Color Emoji" w:hAnsi="Apple Color Emoji" w:cs="Apple Color Emoji"/>
-          <w:b/>
-          <w:bCs/>
-          <w:lang w:val="en-GB"/>
-        </w:rPr>
-        <w:t>⏱️</w:t>
-      </w:r>
-      <w:r>
-        <w:rPr>
-          <w:b/>
-          <w:bCs/>
-          <w:lang w:val="en-GB"/>
+          <w:rFonts w:ascii="Apple Color Emoji" w:eastAsiaTheme="majorEastAsia" w:hAnsi="Apple Color Emoji" w:cs="Apple Color Emoji"/>
+          <w:b/>
+          <w:bCs/>
+          <w:spacing w:val="-10"/>
+          <w:kern w:val="28"/>
+          <w:sz w:val="56"/>
+          <w:szCs w:val="56"/>
+        </w:rPr>
+        <w:t>🎯</w:t>
+      </w:r>
+      <w:r>
+        <w:rPr>
+          <w:rFonts w:asciiTheme="majorHAnsi" w:eastAsiaTheme="majorEastAsia" w:hAnsiTheme="majorHAnsi" w:cstheme="majorBidi"/>
+          <w:b/>
+          <w:bCs/>
+          <w:spacing w:val="-10"/>
+          <w:kern w:val="28"/>
+          <w:sz w:val="56"/>
+          <w:szCs w:val="56"/>
+        </w:rPr>
+        <w:t xml:space="preserve"> FULL DEMO FLOW (8–10 mins)</w:t>
+      </w:r>
+    </w:p>
+    <w:p>
+      <w:pPr>
+        <w:rPr>
+          <w:rFonts w:asciiTheme="majorHAnsi" w:eastAsiaTheme="majorEastAsia" w:hAnsiTheme="majorHAnsi" w:cstheme="majorBidi"/>
+          <w:spacing w:val="-10"/>
+          <w:kern w:val="28"/>
+          <w:sz w:val="56"/>
+          <w:szCs w:val="56"/>
+        </w:rPr>
+      </w:pPr>
+      <w:r>
+        <w:rPr>
+          <w:rFonts w:asciiTheme="majorHAnsi" w:eastAsiaTheme="majorEastAsia" w:hAnsiTheme="majorHAnsi" w:cstheme="majorBidi"/>
+          <w:noProof/>
+          <w:spacing w:val="-10"/>
+          <w:kern w:val="28"/>
+          <w:sz w:val="56"/>
+          <w:szCs w:val="56"/>
+        </w:rPr>
+        <w:pict w14:anchorId="2A2D3D78">
+          <v:rect id="_x0000_i1035" alt="" style="width:451.3pt;height:.05pt;mso-width-percent:0;mso-height-percent:0;mso-width-percent:0;mso-height-percent:0" o:hralign="center" o:hrstd="t" o:hr="t" fillcolor="#a0a0a0" stroked="f"/>
+        </w:pict>
+      </w:r>
+    </w:p>
+    <w:p>
+      <w:pPr>
+        <w:rPr>
+          <w:rFonts w:asciiTheme="majorHAnsi" w:eastAsiaTheme="majorEastAsia" w:hAnsiTheme="majorHAnsi" w:cstheme="majorBidi"/>
+          <w:b/>
+          <w:bCs/>
+          <w:spacing w:val="-10"/>
+          <w:kern w:val="28"/>
+          <w:sz w:val="44"/>
+          <w:szCs w:val="44"/>
+        </w:rPr>
+      </w:pPr>
+      <w:r>
+        <w:rPr>
+          <w:rFonts w:ascii="Apple Color Emoji" w:eastAsiaTheme="majorEastAsia" w:hAnsi="Apple Color Emoji" w:cs="Apple Color Emoji"/>
+          <w:b/>
+          <w:bCs/>
+          <w:spacing w:val="-10"/>
+          <w:kern w:val="28"/>
+          <w:sz w:val="44"/>
+          <w:szCs w:val="44"/>
+        </w:rPr>
+        <w:t>🟢</w:t>
+      </w:r>
+      <w:r>
+        <w:rPr>
+          <w:rFonts w:asciiTheme="majorHAnsi" w:eastAsiaTheme="majorEastAsia" w:hAnsiTheme="majorHAnsi" w:cstheme="majorBidi"/>
+          <w:b/>
+          <w:bCs/>
+          <w:spacing w:val="-10"/>
+          <w:kern w:val="28"/>
+          <w:sz w:val="44"/>
+          <w:szCs w:val="44"/>
+        </w:rPr>
+        <w:t xml:space="preserve"> 1. START (0:00 – 0:40)</w:t>
+      </w:r>
+    </w:p>
+    <w:p>
+      <w:pPr>
+        <w:rPr>
+          <w:rFonts w:asciiTheme="majorHAnsi" w:eastAsiaTheme="majorEastAsia" w:hAnsiTheme="majorHAnsi" w:cstheme="majorBidi"/>
+          <w:spacing w:val="-10"/>
+          <w:kern w:val="28"/>
+          <w:sz w:val="44"/>
+          <w:szCs w:val="44"/>
+        </w:rPr>
+      </w:pPr>
+      <w:r>
+        <w:rPr>
+          <w:rFonts w:ascii="Apple Color Emoji" w:eastAsiaTheme="majorEastAsia" w:hAnsi="Apple Color Emoji" w:cs="Apple Color Emoji"/>
+          <w:spacing w:val="-10"/>
+          <w:kern w:val="28"/>
+          <w:sz w:val="52"/>
+          <w:szCs w:val="52"/>
+        </w:rPr>
+        <w:t>👉</w:t>
+      </w:r>
+      <w:r>
+        <w:rPr>
+          <w:rFonts w:asciiTheme="majorHAnsi" w:eastAsiaTheme="majorEastAsia" w:hAnsiTheme="majorHAnsi" w:cstheme="majorBidi"/>
+          <w:spacing w:val="-10"/>
+          <w:kern w:val="28"/>
+          <w:sz w:val="52"/>
+          <w:szCs w:val="52"/>
         </w:rPr>
         <w:t xml:space="preserve"> </w:t>
       </w:r>
       <w:r>
         <w:rPr>
-          <w:b/>
-          <w:bCs/>
-          <w:lang w:val="en-US"/>
-        </w:rPr>
-        <w:t>0:30 – 1:30 → Problem Overview</w:t>
-      </w:r>
-    </w:p>
-    <w:p>
-      <w:pPr>
-        <w:rPr>
-          <w:lang w:val="en-GB"/>
-        </w:rPr>
-      </w:pPr>
-      <w:r>
-        <w:rPr>
-          <w:lang w:val="en-GB"/>
-        </w:rPr>
-        <w:t>“In this project, the business goal is to improve user engagement and sales through personalized recommendations.</w:t>
-      </w:r>
-    </w:p>
-    <w:p>
-      <w:pPr>
-        <w:rPr>
-          <w:lang w:val="en-GB"/>
-        </w:rPr>
-      </w:pPr>
-      <w:r>
-        <w:rPr>
-          <w:lang w:val="en-GB"/>
-        </w:rPr>
-        <w:t xml:space="preserve">We frame this as a </w:t>
-      </w:r>
-      <w:proofErr w:type="gramStart"/>
-      <w:r>
-        <w:rPr>
-          <w:b/>
-          <w:bCs/>
-          <w:lang w:val="en-US"/>
-        </w:rPr>
-        <w:t>Top-K</w:t>
-      </w:r>
-      <w:proofErr w:type="gramEnd"/>
-      <w:r>
-        <w:rPr>
-          <w:b/>
-          <w:bCs/>
-          <w:lang w:val="en-US"/>
-        </w:rPr>
-        <w:t xml:space="preserve"> recommendation problem</w:t>
-      </w:r>
-      <w:r>
-        <w:rPr>
-          <w:lang w:val="en-GB"/>
-        </w:rPr>
-        <w:t>, where for each user, the system recommends the most relevant products.</w:t>
-      </w:r>
-    </w:p>
-    <w:p>
-      <w:pPr>
-        <w:rPr>
-          <w:lang w:val="en-GB"/>
-        </w:rPr>
-      </w:pPr>
-      <w:r>
-        <w:rPr>
-          <w:lang w:val="en-GB"/>
-        </w:rPr>
-        <w:t>We use multiple data sources such as:</w:t>
+          <w:rFonts w:asciiTheme="majorHAnsi" w:eastAsiaTheme="majorEastAsia" w:hAnsiTheme="majorHAnsi" w:cstheme="majorBidi"/>
+          <w:spacing w:val="-10"/>
+          <w:kern w:val="28"/>
+          <w:sz w:val="44"/>
+          <w:szCs w:val="44"/>
+        </w:rPr>
+        <w:t>Speak clearly, confident tone:</w:t>
+      </w:r>
+    </w:p>
+    <w:p>
+      <w:pPr>
+        <w:rPr>
+          <w:rFonts w:asciiTheme="majorHAnsi" w:eastAsiaTheme="majorEastAsia" w:hAnsiTheme="majorHAnsi" w:cstheme="majorBidi"/>
+          <w:spacing w:val="-10"/>
+          <w:kern w:val="28"/>
+          <w:sz w:val="44"/>
+          <w:szCs w:val="44"/>
+        </w:rPr>
+      </w:pPr>
+      <w:r>
+        <w:rPr>
+          <w:rFonts w:asciiTheme="majorHAnsi" w:eastAsiaTheme="majorEastAsia" w:hAnsiTheme="majorHAnsi" w:cstheme="majorBidi"/>
+          <w:spacing w:val="-10"/>
+          <w:kern w:val="28"/>
+          <w:sz w:val="44"/>
+          <w:szCs w:val="44"/>
+        </w:rPr>
+        <w:t xml:space="preserve">“Hello, </w:t>
+      </w:r>
+      <w:r>
+        <w:rPr>
+          <w:rFonts w:asciiTheme="majorHAnsi" w:eastAsiaTheme="majorEastAsia" w:hAnsiTheme="majorHAnsi" w:cstheme="majorBidi"/>
+          <w:spacing w:val="-10"/>
+          <w:kern w:val="28"/>
+          <w:sz w:val="44"/>
+          <w:szCs w:val="44"/>
+        </w:rPr>
+        <w:t xml:space="preserve">I am Bala Gangadhara Tilak </w:t>
+      </w:r>
+      <w:r>
+        <w:rPr>
+          <w:rFonts w:asciiTheme="majorHAnsi" w:eastAsiaTheme="majorEastAsia" w:hAnsiTheme="majorHAnsi" w:cstheme="majorBidi"/>
+          <w:spacing w:val="-10"/>
+          <w:kern w:val="28"/>
+          <w:sz w:val="44"/>
+          <w:szCs w:val="44"/>
+        </w:rPr>
+        <w:t>presenting my assignment on</w:t>
+      </w:r>
+    </w:p>
+    <w:p>
+      <w:pPr>
+        <w:rPr>
+          <w:rFonts w:asciiTheme="majorHAnsi" w:eastAsiaTheme="majorEastAsia" w:hAnsiTheme="majorHAnsi" w:cstheme="majorBidi"/>
+          <w:i/>
+          <w:iCs/>
+          <w:spacing w:val="-10"/>
+          <w:kern w:val="28"/>
+          <w:sz w:val="44"/>
+          <w:szCs w:val="44"/>
+        </w:rPr>
+      </w:pPr>
+      <w:r>
+        <w:rPr>
+          <w:rFonts w:asciiTheme="majorHAnsi" w:eastAsiaTheme="majorEastAsia" w:hAnsiTheme="majorHAnsi" w:cstheme="majorBidi"/>
+          <w:spacing w:val="-10"/>
+          <w:kern w:val="28"/>
+          <w:sz w:val="44"/>
+          <w:szCs w:val="44"/>
+        </w:rPr>
+        <w:br/>
+      </w:r>
+      <w:r>
+        <w:rPr>
+          <w:rFonts w:asciiTheme="majorHAnsi" w:eastAsiaTheme="majorEastAsia" w:hAnsiTheme="majorHAnsi" w:cstheme="majorBidi"/>
+          <w:i/>
+          <w:iCs/>
+          <w:spacing w:val="-10"/>
+          <w:kern w:val="28"/>
+          <w:sz w:val="44"/>
+          <w:szCs w:val="44"/>
+        </w:rPr>
+        <w:t>End-to-End Data Management Pipeline for a Recommendation System for RecoMart.</w:t>
+      </w:r>
+    </w:p>
+    <w:p>
+      <w:pPr>
+        <w:rPr>
+          <w:rFonts w:asciiTheme="majorHAnsi" w:eastAsiaTheme="majorEastAsia" w:hAnsiTheme="majorHAnsi" w:cstheme="majorBidi"/>
+          <w:spacing w:val="-10"/>
+          <w:kern w:val="28"/>
+          <w:sz w:val="44"/>
+          <w:szCs w:val="44"/>
+        </w:rPr>
+      </w:pPr>
+    </w:p>
+    <w:p>
+      <w:pPr>
+        <w:rPr>
+          <w:rFonts w:asciiTheme="majorHAnsi" w:eastAsiaTheme="majorEastAsia" w:hAnsiTheme="majorHAnsi" w:cstheme="majorBidi"/>
+          <w:spacing w:val="-10"/>
+          <w:kern w:val="28"/>
+          <w:sz w:val="44"/>
+          <w:szCs w:val="44"/>
+        </w:rPr>
+      </w:pPr>
+      <w:r>
+        <w:rPr>
+          <w:rFonts w:asciiTheme="majorHAnsi" w:eastAsiaTheme="majorEastAsia" w:hAnsiTheme="majorHAnsi" w:cstheme="majorBidi"/>
+          <w:spacing w:val="-10"/>
+          <w:kern w:val="28"/>
+          <w:sz w:val="44"/>
+          <w:szCs w:val="44"/>
+        </w:rPr>
+        <w:t>The objective of this project is to design a complete machine learning data pipeline that handles data ingestion, validation, feature engineering, model training, and MLOps practices like data versioning and experiment tracking.”</w:t>
+      </w:r>
+    </w:p>
+    <w:p>
+      <w:pPr>
+        <w:rPr>
+          <w:rFonts w:asciiTheme="majorHAnsi" w:eastAsiaTheme="majorEastAsia" w:hAnsiTheme="majorHAnsi" w:cstheme="majorBidi"/>
+          <w:spacing w:val="-10"/>
+          <w:kern w:val="28"/>
+          <w:sz w:val="56"/>
+          <w:szCs w:val="56"/>
+        </w:rPr>
+      </w:pPr>
+      <w:r>
+        <w:rPr>
+          <w:rFonts w:asciiTheme="majorHAnsi" w:eastAsiaTheme="majorEastAsia" w:hAnsiTheme="majorHAnsi" w:cstheme="majorBidi"/>
+          <w:noProof/>
+          <w:spacing w:val="-10"/>
+          <w:kern w:val="28"/>
+          <w:sz w:val="56"/>
+          <w:szCs w:val="56"/>
+        </w:rPr>
+        <w:pict w14:anchorId="37952727">
+          <v:rect id="_x0000_i1034" alt="" style="width:451.3pt;height:.05pt;mso-width-percent:0;mso-height-percent:0;mso-width-percent:0;mso-height-percent:0" o:hralign="center" o:hrstd="t" o:hr="t" fillcolor="#a0a0a0" stroked="f"/>
+        </w:pict>
+      </w:r>
+    </w:p>
+    <w:p>
+      <w:pPr>
+        <w:rPr>
+          <w:rFonts w:ascii="Apple Color Emoji" w:eastAsiaTheme="majorEastAsia" w:hAnsi="Apple Color Emoji" w:cs="Apple Color Emoji"/>
+          <w:b/>
+          <w:bCs/>
+          <w:spacing w:val="-10"/>
+          <w:kern w:val="28"/>
+          <w:sz w:val="44"/>
+          <w:szCs w:val="44"/>
+        </w:rPr>
+      </w:pPr>
+      <w:r>
+        <w:rPr>
+          <w:rFonts w:ascii="Apple Color Emoji" w:eastAsiaTheme="majorEastAsia" w:hAnsi="Apple Color Emoji" w:cs="Apple Color Emoji"/>
+          <w:b/>
+          <w:bCs/>
+          <w:spacing w:val="-10"/>
+          <w:kern w:val="28"/>
+          <w:sz w:val="44"/>
+          <w:szCs w:val="44"/>
+        </w:rPr>
+        <w:t>🟢2.</w:t>
+      </w:r>
+      <w:r>
+        <w:rPr>
+          <w:rFonts w:asciiTheme="majorHAnsi" w:eastAsiaTheme="majorEastAsia" w:hAnsiTheme="majorHAnsi" w:cstheme="majorBidi"/>
+          <w:b/>
+          <w:bCs/>
+          <w:spacing w:val="-10"/>
+          <w:kern w:val="28"/>
+          <w:sz w:val="44"/>
+          <w:szCs w:val="44"/>
+        </w:rPr>
+        <w:t>PROBLEM</w:t>
+      </w:r>
+      <w:r>
+        <w:rPr>
+          <w:rFonts w:ascii="Apple Color Emoji" w:eastAsiaTheme="majorEastAsia" w:hAnsi="Apple Color Emoji" w:cs="Apple Color Emoji"/>
+          <w:b/>
+          <w:bCs/>
+          <w:spacing w:val="-10"/>
+          <w:kern w:val="28"/>
+          <w:sz w:val="44"/>
+          <w:szCs w:val="44"/>
+        </w:rPr>
+        <w:t xml:space="preserve"> + </w:t>
+      </w:r>
+      <w:r>
+        <w:rPr>
+          <w:rFonts w:asciiTheme="majorHAnsi" w:eastAsiaTheme="majorEastAsia" w:hAnsiTheme="majorHAnsi" w:cstheme="majorBidi"/>
+          <w:b/>
+          <w:bCs/>
+          <w:spacing w:val="-10"/>
+          <w:kern w:val="28"/>
+          <w:sz w:val="44"/>
+          <w:szCs w:val="44"/>
+        </w:rPr>
+        <w:t>CONTEXT</w:t>
+      </w:r>
+      <w:r>
+        <w:rPr>
+          <w:rFonts w:ascii="Apple Color Emoji" w:eastAsiaTheme="majorEastAsia" w:hAnsi="Apple Color Emoji" w:cs="Apple Color Emoji"/>
+          <w:b/>
+          <w:bCs/>
+          <w:spacing w:val="-10"/>
+          <w:kern w:val="28"/>
+          <w:sz w:val="44"/>
+          <w:szCs w:val="44"/>
+        </w:rPr>
+        <w:t xml:space="preserve"> </w:t>
+      </w:r>
+      <w:r>
+        <w:rPr>
+          <w:rFonts w:asciiTheme="majorHAnsi" w:eastAsiaTheme="majorEastAsia" w:hAnsiTheme="majorHAnsi" w:cstheme="majorBidi"/>
+          <w:b/>
+          <w:bCs/>
+          <w:spacing w:val="-10"/>
+          <w:kern w:val="28"/>
+          <w:sz w:val="44"/>
+          <w:szCs w:val="44"/>
+        </w:rPr>
+        <w:t>(0:40 – 1:30)</w:t>
+      </w:r>
+    </w:p>
+    <w:p>
+      <w:pPr>
+        <w:rPr>
+          <w:rFonts w:ascii="Tahoma" w:eastAsiaTheme="majorEastAsia" w:hAnsi="Tahoma" w:cs="Tahoma"/>
+          <w:spacing w:val="-10"/>
+          <w:kern w:val="28"/>
+          <w:sz w:val="44"/>
+          <w:szCs w:val="44"/>
+        </w:rPr>
+      </w:pPr>
+      <w:r>
+        <w:rPr>
+          <w:rFonts w:ascii="Tahoma" w:eastAsiaTheme="majorEastAsia" w:hAnsi="Tahoma" w:cs="Tahoma"/>
+          <w:spacing w:val="-10"/>
+          <w:kern w:val="28"/>
+          <w:sz w:val="44"/>
+          <w:szCs w:val="44"/>
+        </w:rPr>
+        <w:lastRenderedPageBreak/>
+        <w:t>“RecoMart is an e-commerce platform that wants to improve user engagement using personalized recommendations.</w:t>
+      </w:r>
+    </w:p>
+    <w:p>
+      <w:pPr>
+        <w:rPr>
+          <w:rFonts w:ascii="Tahoma" w:eastAsiaTheme="majorEastAsia" w:hAnsi="Tahoma" w:cs="Tahoma"/>
+          <w:spacing w:val="-10"/>
+          <w:kern w:val="28"/>
+          <w:sz w:val="44"/>
+          <w:szCs w:val="44"/>
+        </w:rPr>
+      </w:pPr>
+      <w:r>
+        <w:rPr>
+          <w:rFonts w:ascii="Tahoma" w:eastAsiaTheme="majorEastAsia" w:hAnsi="Tahoma" w:cs="Tahoma"/>
+          <w:spacing w:val="-10"/>
+          <w:kern w:val="28"/>
+          <w:sz w:val="44"/>
+          <w:szCs w:val="44"/>
+        </w:rPr>
+        <w:t>This is formulated as a Top-K recommendation problem, where for each user we recommend the most relevant products based on past interactions.”</w:t>
+      </w:r>
+    </w:p>
+    <w:p>
+      <w:pPr>
+        <w:rPr>
+          <w:rFonts w:asciiTheme="majorHAnsi" w:eastAsiaTheme="majorEastAsia" w:hAnsiTheme="majorHAnsi" w:cstheme="majorBidi"/>
+          <w:spacing w:val="-10"/>
+          <w:kern w:val="28"/>
+          <w:sz w:val="44"/>
+          <w:szCs w:val="44"/>
+        </w:rPr>
+      </w:pPr>
+      <w:r>
+        <w:rPr>
+          <w:rFonts w:ascii="Apple Color Emoji" w:eastAsiaTheme="majorEastAsia" w:hAnsi="Apple Color Emoji" w:cs="Apple Color Emoji"/>
+          <w:spacing w:val="-10"/>
+          <w:kern w:val="28"/>
+          <w:sz w:val="44"/>
+          <w:szCs w:val="44"/>
+        </w:rPr>
+        <w:t>👉</w:t>
+      </w:r>
+      <w:r>
+        <w:rPr>
+          <w:rFonts w:asciiTheme="majorHAnsi" w:eastAsiaTheme="majorEastAsia" w:hAnsiTheme="majorHAnsi" w:cstheme="majorBidi"/>
+          <w:spacing w:val="-10"/>
+          <w:kern w:val="28"/>
+          <w:sz w:val="44"/>
+          <w:szCs w:val="44"/>
+        </w:rPr>
+        <w:t xml:space="preserve"> Mention key idea from webinar:</w:t>
+      </w:r>
+    </w:p>
+    <w:p>
+      <w:pPr>
+        <w:rPr>
+          <w:rFonts w:asciiTheme="majorHAnsi" w:eastAsiaTheme="majorEastAsia" w:hAnsiTheme="majorHAnsi" w:cstheme="majorBidi"/>
+          <w:spacing w:val="-10"/>
+          <w:kern w:val="28"/>
+          <w:sz w:val="44"/>
+          <w:szCs w:val="44"/>
+        </w:rPr>
+      </w:pPr>
+      <w:r>
+        <w:rPr>
+          <w:rFonts w:asciiTheme="majorHAnsi" w:eastAsiaTheme="majorEastAsia" w:hAnsiTheme="majorHAnsi" w:cstheme="majorBidi"/>
+          <w:spacing w:val="-10"/>
+          <w:kern w:val="28"/>
+          <w:sz w:val="44"/>
+          <w:szCs w:val="44"/>
+        </w:rPr>
+        <w:t>“One important challenge in ML systems is that data changes silently, which can affect model behavior — so tracking data and experiments is critical.”</w:t>
+      </w:r>
+    </w:p>
+    <w:p>
+      <w:pPr>
+        <w:rPr>
+          <w:rFonts w:asciiTheme="majorHAnsi" w:eastAsiaTheme="majorEastAsia" w:hAnsiTheme="majorHAnsi" w:cstheme="majorBidi"/>
+          <w:spacing w:val="-10"/>
+          <w:kern w:val="28"/>
+          <w:sz w:val="56"/>
+          <w:szCs w:val="56"/>
+        </w:rPr>
+      </w:pPr>
+      <w:r>
+        <w:rPr>
+          <w:rFonts w:asciiTheme="majorHAnsi" w:eastAsiaTheme="majorEastAsia" w:hAnsiTheme="majorHAnsi" w:cstheme="majorBidi"/>
+          <w:noProof/>
+          <w:spacing w:val="-10"/>
+          <w:kern w:val="28"/>
+          <w:sz w:val="56"/>
+          <w:szCs w:val="56"/>
+        </w:rPr>
+        <w:pict w14:anchorId="2919165F">
+          <v:rect id="_x0000_i1033" alt="" style="width:451.3pt;height:.05pt;mso-width-percent:0;mso-height-percent:0;mso-width-percent:0;mso-height-percent:0" o:hralign="center" o:hrstd="t" o:hr="t" fillcolor="#a0a0a0" stroked="f"/>
+        </w:pict>
+      </w:r>
+    </w:p>
+    <w:p>
+      <w:pPr>
+        <w:rPr>
+          <w:rFonts w:asciiTheme="majorHAnsi" w:eastAsiaTheme="majorEastAsia" w:hAnsiTheme="majorHAnsi" w:cstheme="majorBidi"/>
+          <w:b/>
+          <w:bCs/>
+          <w:spacing w:val="-10"/>
+          <w:kern w:val="28"/>
+          <w:sz w:val="44"/>
+          <w:szCs w:val="44"/>
+        </w:rPr>
+      </w:pPr>
+      <w:r>
+        <w:rPr>
+          <w:rFonts w:ascii="Apple Color Emoji" w:eastAsiaTheme="majorEastAsia" w:hAnsi="Apple Color Emoji" w:cs="Apple Color Emoji"/>
+          <w:b/>
+          <w:bCs/>
+          <w:spacing w:val="-10"/>
+          <w:kern w:val="28"/>
+          <w:sz w:val="44"/>
+          <w:szCs w:val="44"/>
+        </w:rPr>
+        <w:t>🟢</w:t>
+      </w:r>
+      <w:r>
+        <w:rPr>
+          <w:rFonts w:asciiTheme="majorHAnsi" w:eastAsiaTheme="majorEastAsia" w:hAnsiTheme="majorHAnsi" w:cstheme="majorBidi"/>
+          <w:b/>
+          <w:bCs/>
+          <w:spacing w:val="-10"/>
+          <w:kern w:val="28"/>
+          <w:sz w:val="44"/>
+          <w:szCs w:val="44"/>
+        </w:rPr>
+        <w:t>3. PROJECT STRUCTURE (1:30 – 2:30)</w:t>
+      </w:r>
+    </w:p>
+    <w:p>
+      <w:pPr>
+        <w:rPr>
+          <w:rFonts w:asciiTheme="majorHAnsi" w:eastAsiaTheme="majorEastAsia" w:hAnsiTheme="majorHAnsi" w:cstheme="majorBidi"/>
+          <w:spacing w:val="-10"/>
+          <w:kern w:val="28"/>
+          <w:sz w:val="44"/>
+          <w:szCs w:val="44"/>
+        </w:rPr>
+      </w:pPr>
+      <w:r>
+        <w:rPr>
+          <w:rFonts w:ascii="Apple Color Emoji" w:eastAsiaTheme="majorEastAsia" w:hAnsi="Apple Color Emoji" w:cs="Apple Color Emoji"/>
+          <w:spacing w:val="-10"/>
+          <w:kern w:val="28"/>
+          <w:sz w:val="44"/>
+          <w:szCs w:val="44"/>
+        </w:rPr>
+        <w:t>👉</w:t>
+      </w:r>
+      <w:r>
+        <w:rPr>
+          <w:rFonts w:asciiTheme="majorHAnsi" w:eastAsiaTheme="majorEastAsia" w:hAnsiTheme="majorHAnsi" w:cstheme="majorBidi"/>
+          <w:spacing w:val="-10"/>
+          <w:kern w:val="28"/>
+          <w:sz w:val="44"/>
+          <w:szCs w:val="44"/>
+        </w:rPr>
+        <w:t xml:space="preserve"> Open VS Code → show folders:</w:t>
+      </w:r>
+    </w:p>
+    <w:p>
+      <w:pPr>
+        <w:rPr>
+          <w:rFonts w:asciiTheme="majorHAnsi" w:eastAsiaTheme="majorEastAsia" w:hAnsiTheme="majorHAnsi" w:cstheme="majorBidi"/>
+          <w:spacing w:val="-10"/>
+          <w:kern w:val="28"/>
+          <w:sz w:val="44"/>
+          <w:szCs w:val="44"/>
+        </w:rPr>
+      </w:pPr>
+      <w:r>
+        <w:rPr>
+          <w:rFonts w:asciiTheme="majorHAnsi" w:eastAsiaTheme="majorEastAsia" w:hAnsiTheme="majorHAnsi" w:cstheme="majorBidi"/>
+          <w:spacing w:val="-10"/>
+          <w:kern w:val="28"/>
+          <w:sz w:val="44"/>
+          <w:szCs w:val="44"/>
+        </w:rPr>
+        <w:t>src/</w:t>
+      </w:r>
+      <w:r>
+        <w:rPr>
+          <w:rFonts w:asciiTheme="majorHAnsi" w:eastAsiaTheme="majorEastAsia" w:hAnsiTheme="majorHAnsi" w:cstheme="majorBidi"/>
+          <w:spacing w:val="-10"/>
+          <w:kern w:val="28"/>
+          <w:sz w:val="44"/>
+          <w:szCs w:val="44"/>
+        </w:rPr>
+        <w:br/>
+        <w:t>data/</w:t>
+      </w:r>
+      <w:r>
+        <w:rPr>
+          <w:rFonts w:asciiTheme="majorHAnsi" w:eastAsiaTheme="majorEastAsia" w:hAnsiTheme="majorHAnsi" w:cstheme="majorBidi"/>
+          <w:spacing w:val="-10"/>
+          <w:kern w:val="28"/>
+          <w:sz w:val="44"/>
+          <w:szCs w:val="44"/>
+        </w:rPr>
+        <w:br/>
+        <w:t>models/</w:t>
+      </w:r>
+      <w:r>
+        <w:rPr>
+          <w:rFonts w:asciiTheme="majorHAnsi" w:eastAsiaTheme="majorEastAsia" w:hAnsiTheme="majorHAnsi" w:cstheme="majorBidi"/>
+          <w:spacing w:val="-10"/>
+          <w:kern w:val="28"/>
+          <w:sz w:val="44"/>
+          <w:szCs w:val="44"/>
+        </w:rPr>
+        <w:br/>
+        <w:t>reports/</w:t>
+      </w:r>
+      <w:r>
+        <w:rPr>
+          <w:rFonts w:asciiTheme="majorHAnsi" w:eastAsiaTheme="majorEastAsia" w:hAnsiTheme="majorHAnsi" w:cstheme="majorBidi"/>
+          <w:spacing w:val="-10"/>
+          <w:kern w:val="28"/>
+          <w:sz w:val="44"/>
+          <w:szCs w:val="44"/>
+        </w:rPr>
+        <w:br/>
+        <w:t>dvc.yaml</w:t>
+      </w:r>
+      <w:r>
+        <w:rPr>
+          <w:rFonts w:asciiTheme="majorHAnsi" w:eastAsiaTheme="majorEastAsia" w:hAnsiTheme="majorHAnsi" w:cstheme="majorBidi"/>
+          <w:spacing w:val="-10"/>
+          <w:kern w:val="28"/>
+          <w:sz w:val="44"/>
+          <w:szCs w:val="44"/>
+        </w:rPr>
+        <w:br/>
+        <w:t>mlruns/</w:t>
+      </w:r>
+    </w:p>
+    <w:p>
+      <w:pPr>
+        <w:rPr>
+          <w:rFonts w:asciiTheme="majorHAnsi" w:eastAsiaTheme="majorEastAsia" w:hAnsiTheme="majorHAnsi" w:cstheme="majorBidi"/>
+          <w:spacing w:val="-10"/>
+          <w:kern w:val="28"/>
+          <w:sz w:val="44"/>
+          <w:szCs w:val="44"/>
+        </w:rPr>
+      </w:pPr>
+      <w:r>
+        <w:rPr>
+          <w:rFonts w:asciiTheme="majorHAnsi" w:eastAsiaTheme="majorEastAsia" w:hAnsiTheme="majorHAnsi" w:cstheme="majorBidi"/>
+          <w:spacing w:val="-10"/>
+          <w:kern w:val="28"/>
+          <w:sz w:val="44"/>
+          <w:szCs w:val="44"/>
+        </w:rPr>
+        <w:lastRenderedPageBreak/>
+        <w:t>Say:</w:t>
+      </w:r>
+    </w:p>
+    <w:p>
+      <w:pPr>
+        <w:rPr>
+          <w:rFonts w:asciiTheme="majorHAnsi" w:eastAsiaTheme="majorEastAsia" w:hAnsiTheme="majorHAnsi" w:cstheme="majorBidi"/>
+          <w:spacing w:val="-10"/>
+          <w:kern w:val="28"/>
+          <w:sz w:val="44"/>
+          <w:szCs w:val="44"/>
+        </w:rPr>
+      </w:pPr>
+      <w:r>
+        <w:rPr>
+          <w:rFonts w:asciiTheme="majorHAnsi" w:eastAsiaTheme="majorEastAsia" w:hAnsiTheme="majorHAnsi" w:cstheme="majorBidi"/>
+          <w:spacing w:val="-10"/>
+          <w:kern w:val="28"/>
+          <w:sz w:val="44"/>
+          <w:szCs w:val="44"/>
+        </w:rPr>
+        <w:t>“The project is modular. Each pipeline stage is separated into ingestion, validation, preparation, feature engineering, and training.</w:t>
+      </w:r>
+      <w:r>
+        <w:rPr>
+          <w:rFonts w:asciiTheme="majorHAnsi" w:eastAsiaTheme="majorEastAsia" w:hAnsiTheme="majorHAnsi" w:cstheme="majorBidi"/>
+          <w:spacing w:val="-10"/>
+          <w:kern w:val="28"/>
+          <w:sz w:val="44"/>
+          <w:szCs w:val="44"/>
+        </w:rPr>
+        <w:br/>
+        <w:t>This makes the system scalable and maintainable.”</w:t>
+      </w:r>
+    </w:p>
+    <w:p>
+      <w:pPr>
+        <w:rPr>
+          <w:rFonts w:asciiTheme="majorHAnsi" w:eastAsiaTheme="majorEastAsia" w:hAnsiTheme="majorHAnsi" w:cstheme="majorBidi"/>
+          <w:spacing w:val="-10"/>
+          <w:kern w:val="28"/>
+          <w:sz w:val="56"/>
+          <w:szCs w:val="56"/>
+        </w:rPr>
+      </w:pPr>
+      <w:r>
+        <w:rPr>
+          <w:rFonts w:asciiTheme="majorHAnsi" w:eastAsiaTheme="majorEastAsia" w:hAnsiTheme="majorHAnsi" w:cstheme="majorBidi"/>
+          <w:noProof/>
+          <w:spacing w:val="-10"/>
+          <w:kern w:val="28"/>
+          <w:sz w:val="56"/>
+          <w:szCs w:val="56"/>
+        </w:rPr>
+        <w:pict w14:anchorId="272293EA">
+          <v:rect id="_x0000_i1032" alt="" style="width:451.3pt;height:.05pt;mso-width-percent:0;mso-height-percent:0;mso-width-percent:0;mso-height-percent:0" o:hralign="center" o:hrstd="t" o:hr="t" fillcolor="#a0a0a0" stroked="f"/>
+        </w:pict>
+      </w:r>
+    </w:p>
+    <w:p>
+      <w:pPr>
+        <w:rPr>
+          <w:rFonts w:asciiTheme="majorHAnsi" w:eastAsiaTheme="majorEastAsia" w:hAnsiTheme="majorHAnsi" w:cstheme="majorBidi"/>
+          <w:b/>
+          <w:bCs/>
+          <w:spacing w:val="-10"/>
+          <w:kern w:val="28"/>
+          <w:sz w:val="44"/>
+          <w:szCs w:val="44"/>
+        </w:rPr>
+      </w:pPr>
+      <w:r>
+        <w:rPr>
+          <w:rFonts w:ascii="Apple Color Emoji" w:eastAsiaTheme="majorEastAsia" w:hAnsi="Apple Color Emoji" w:cs="Apple Color Emoji"/>
+          <w:b/>
+          <w:bCs/>
+          <w:spacing w:val="-10"/>
+          <w:kern w:val="28"/>
+          <w:sz w:val="44"/>
+          <w:szCs w:val="44"/>
+        </w:rPr>
+        <w:t>🟢</w:t>
+      </w:r>
+      <w:r>
+        <w:rPr>
+          <w:rFonts w:asciiTheme="majorHAnsi" w:eastAsiaTheme="majorEastAsia" w:hAnsiTheme="majorHAnsi" w:cstheme="majorBidi"/>
+          <w:b/>
+          <w:bCs/>
+          <w:spacing w:val="-10"/>
+          <w:kern w:val="28"/>
+          <w:sz w:val="44"/>
+          <w:szCs w:val="44"/>
+        </w:rPr>
+        <w:t xml:space="preserve"> 4. PIPELINE EXECUTION (2:30 – 3:30)</w:t>
+      </w:r>
+    </w:p>
+    <w:p>
+      <w:pPr>
+        <w:rPr>
+          <w:rFonts w:asciiTheme="majorHAnsi" w:eastAsiaTheme="majorEastAsia" w:hAnsiTheme="majorHAnsi" w:cstheme="majorBidi"/>
+          <w:spacing w:val="-10"/>
+          <w:kern w:val="28"/>
+          <w:sz w:val="44"/>
+          <w:szCs w:val="44"/>
+        </w:rPr>
+      </w:pPr>
+      <w:r>
+        <w:rPr>
+          <w:rFonts w:ascii="Apple Color Emoji" w:eastAsiaTheme="majorEastAsia" w:hAnsi="Apple Color Emoji" w:cs="Apple Color Emoji"/>
+          <w:spacing w:val="-10"/>
+          <w:kern w:val="28"/>
+          <w:sz w:val="44"/>
+          <w:szCs w:val="44"/>
+        </w:rPr>
+        <w:t>👉</w:t>
+      </w:r>
+      <w:r>
+        <w:rPr>
+          <w:rFonts w:asciiTheme="majorHAnsi" w:eastAsiaTheme="majorEastAsia" w:hAnsiTheme="majorHAnsi" w:cstheme="majorBidi"/>
+          <w:spacing w:val="-10"/>
+          <w:kern w:val="28"/>
+          <w:sz w:val="44"/>
+          <w:szCs w:val="44"/>
+        </w:rPr>
+        <w:t xml:space="preserve"> Show terminal:</w:t>
+      </w:r>
+    </w:p>
+    <w:p>
+      <w:pPr>
+        <w:rPr>
+          <w:rFonts w:asciiTheme="majorHAnsi" w:eastAsiaTheme="majorEastAsia" w:hAnsiTheme="majorHAnsi" w:cstheme="majorBidi"/>
+          <w:spacing w:val="-10"/>
+          <w:kern w:val="28"/>
+          <w:sz w:val="44"/>
+          <w:szCs w:val="44"/>
+        </w:rPr>
+      </w:pPr>
+      <w:r>
+        <w:rPr>
+          <w:rFonts w:asciiTheme="majorHAnsi" w:eastAsiaTheme="majorEastAsia" w:hAnsiTheme="majorHAnsi" w:cstheme="majorBidi"/>
+          <w:spacing w:val="-10"/>
+          <w:kern w:val="28"/>
+          <w:sz w:val="44"/>
+          <w:szCs w:val="44"/>
+        </w:rPr>
+        <w:t>python -m src.orchestration.pipeline</w:t>
+      </w:r>
+    </w:p>
+    <w:p>
+      <w:pPr>
+        <w:rPr>
+          <w:rFonts w:asciiTheme="majorHAnsi" w:eastAsiaTheme="majorEastAsia" w:hAnsiTheme="majorHAnsi" w:cstheme="majorBidi"/>
+          <w:spacing w:val="-10"/>
+          <w:kern w:val="28"/>
+          <w:sz w:val="44"/>
+          <w:szCs w:val="44"/>
+        </w:rPr>
+      </w:pPr>
+      <w:r>
+        <w:rPr>
+          <w:rFonts w:ascii="Apple Color Emoji" w:eastAsiaTheme="majorEastAsia" w:hAnsi="Apple Color Emoji" w:cs="Apple Color Emoji"/>
+          <w:spacing w:val="-10"/>
+          <w:kern w:val="28"/>
+          <w:sz w:val="44"/>
+          <w:szCs w:val="44"/>
+        </w:rPr>
+        <w:t>👉</w:t>
+      </w:r>
+      <w:r>
+        <w:rPr>
+          <w:rFonts w:asciiTheme="majorHAnsi" w:eastAsiaTheme="majorEastAsia" w:hAnsiTheme="majorHAnsi" w:cstheme="majorBidi"/>
+          <w:spacing w:val="-10"/>
+          <w:kern w:val="28"/>
+          <w:sz w:val="44"/>
+          <w:szCs w:val="44"/>
+        </w:rPr>
+        <w:t xml:space="preserve"> Scroll logs:</w:t>
+      </w:r>
+    </w:p>
+    <w:p>
+      <w:pPr>
+        <w:rPr>
+          <w:rFonts w:asciiTheme="majorHAnsi" w:eastAsiaTheme="majorEastAsia" w:hAnsiTheme="majorHAnsi" w:cstheme="majorBidi"/>
+          <w:spacing w:val="-10"/>
+          <w:kern w:val="28"/>
+          <w:sz w:val="44"/>
+          <w:szCs w:val="44"/>
+        </w:rPr>
+      </w:pPr>
+      <w:r>
+        <w:rPr>
+          <w:rFonts w:asciiTheme="majorHAnsi" w:eastAsiaTheme="majorEastAsia" w:hAnsiTheme="majorHAnsi" w:cstheme="majorBidi"/>
+          <w:spacing w:val="-10"/>
+          <w:kern w:val="28"/>
+          <w:sz w:val="44"/>
+          <w:szCs w:val="44"/>
+        </w:rPr>
+        <w:t>SUCCESS task=ingest</w:t>
+      </w:r>
+      <w:r>
+        <w:rPr>
+          <w:rFonts w:asciiTheme="majorHAnsi" w:eastAsiaTheme="majorEastAsia" w:hAnsiTheme="majorHAnsi" w:cstheme="majorBidi"/>
+          <w:spacing w:val="-10"/>
+          <w:kern w:val="28"/>
+          <w:sz w:val="44"/>
+          <w:szCs w:val="44"/>
+        </w:rPr>
+        <w:br/>
+        <w:t>SUCCESS task=validate</w:t>
+      </w:r>
+      <w:r>
+        <w:rPr>
+          <w:rFonts w:asciiTheme="majorHAnsi" w:eastAsiaTheme="majorEastAsia" w:hAnsiTheme="majorHAnsi" w:cstheme="majorBidi"/>
+          <w:spacing w:val="-10"/>
+          <w:kern w:val="28"/>
+          <w:sz w:val="44"/>
+          <w:szCs w:val="44"/>
+        </w:rPr>
+        <w:br/>
+        <w:t>SUCCESS task=features</w:t>
+      </w:r>
+      <w:r>
+        <w:rPr>
+          <w:rFonts w:asciiTheme="majorHAnsi" w:eastAsiaTheme="majorEastAsia" w:hAnsiTheme="majorHAnsi" w:cstheme="majorBidi"/>
+          <w:spacing w:val="-10"/>
+          <w:kern w:val="28"/>
+          <w:sz w:val="44"/>
+          <w:szCs w:val="44"/>
+        </w:rPr>
+        <w:br/>
+        <w:t>SUCCESS task=train</w:t>
+      </w:r>
+      <w:r>
+        <w:rPr>
+          <w:rFonts w:asciiTheme="majorHAnsi" w:eastAsiaTheme="majorEastAsia" w:hAnsiTheme="majorHAnsi" w:cstheme="majorBidi"/>
+          <w:spacing w:val="-10"/>
+          <w:kern w:val="28"/>
+          <w:sz w:val="44"/>
+          <w:szCs w:val="44"/>
+        </w:rPr>
+        <w:br/>
+        <w:t>PIPELINE SUCCESS</w:t>
+      </w:r>
+    </w:p>
+    <w:p>
+      <w:pPr>
+        <w:rPr>
+          <w:rFonts w:asciiTheme="majorHAnsi" w:eastAsiaTheme="majorEastAsia" w:hAnsiTheme="majorHAnsi" w:cstheme="majorBidi"/>
+          <w:spacing w:val="-10"/>
+          <w:kern w:val="28"/>
+          <w:sz w:val="44"/>
+          <w:szCs w:val="44"/>
+        </w:rPr>
+      </w:pPr>
+      <w:r>
+        <w:rPr>
+          <w:rFonts w:asciiTheme="majorHAnsi" w:eastAsiaTheme="majorEastAsia" w:hAnsiTheme="majorHAnsi" w:cstheme="majorBidi"/>
+          <w:spacing w:val="-10"/>
+          <w:kern w:val="28"/>
+          <w:sz w:val="44"/>
+          <w:szCs w:val="44"/>
+        </w:rPr>
+        <w:t>Say:</w:t>
+      </w:r>
+    </w:p>
+    <w:p>
+      <w:pPr>
+        <w:rPr>
+          <w:rFonts w:asciiTheme="majorHAnsi" w:eastAsiaTheme="majorEastAsia" w:hAnsiTheme="majorHAnsi" w:cstheme="majorBidi"/>
+          <w:spacing w:val="-10"/>
+          <w:kern w:val="28"/>
+          <w:sz w:val="44"/>
+          <w:szCs w:val="44"/>
+        </w:rPr>
+      </w:pPr>
+      <w:r>
+        <w:rPr>
+          <w:rFonts w:asciiTheme="majorHAnsi" w:eastAsiaTheme="majorEastAsia" w:hAnsiTheme="majorHAnsi" w:cstheme="majorBidi"/>
+          <w:spacing w:val="-10"/>
+          <w:kern w:val="28"/>
+          <w:sz w:val="44"/>
+          <w:szCs w:val="44"/>
+        </w:rPr>
+        <w:t>“This executes the entire pipeline end-to-end automatically, similar to a DAG structure.”</w:t>
+      </w:r>
+    </w:p>
+    <w:p>
+      <w:pPr>
+        <w:rPr>
+          <w:rFonts w:asciiTheme="majorHAnsi" w:eastAsiaTheme="majorEastAsia" w:hAnsiTheme="majorHAnsi" w:cstheme="majorBidi"/>
+          <w:spacing w:val="-10"/>
+          <w:kern w:val="28"/>
+          <w:sz w:val="56"/>
+          <w:szCs w:val="56"/>
+        </w:rPr>
+      </w:pPr>
+      <w:r>
+        <w:rPr>
+          <w:rFonts w:asciiTheme="majorHAnsi" w:eastAsiaTheme="majorEastAsia" w:hAnsiTheme="majorHAnsi" w:cstheme="majorBidi"/>
+          <w:noProof/>
+          <w:spacing w:val="-10"/>
+          <w:kern w:val="28"/>
+          <w:sz w:val="56"/>
+          <w:szCs w:val="56"/>
+        </w:rPr>
+        <w:pict w14:anchorId="48F5C45B">
+          <v:rect id="_x0000_i1031" alt="" style="width:451.3pt;height:.05pt;mso-width-percent:0;mso-height-percent:0;mso-width-percent:0;mso-height-percent:0" o:hralign="center" o:hrstd="t" o:hr="t" fillcolor="#a0a0a0" stroked="f"/>
+        </w:pict>
+      </w:r>
+    </w:p>
+    <w:p>
+      <w:pPr>
+        <w:rPr>
+          <w:rFonts w:asciiTheme="majorHAnsi" w:eastAsiaTheme="majorEastAsia" w:hAnsiTheme="majorHAnsi" w:cstheme="majorBidi"/>
+          <w:b/>
+          <w:bCs/>
+          <w:spacing w:val="-10"/>
+          <w:kern w:val="28"/>
+          <w:sz w:val="44"/>
+          <w:szCs w:val="44"/>
+        </w:rPr>
+      </w:pPr>
+      <w:r>
+        <w:rPr>
+          <w:rFonts w:ascii="Apple Color Emoji" w:eastAsiaTheme="majorEastAsia" w:hAnsi="Apple Color Emoji" w:cs="Apple Color Emoji"/>
+          <w:b/>
+          <w:bCs/>
+          <w:spacing w:val="-10"/>
+          <w:kern w:val="28"/>
+          <w:sz w:val="44"/>
+          <w:szCs w:val="44"/>
+        </w:rPr>
+        <w:lastRenderedPageBreak/>
+        <w:t>🟢</w:t>
+      </w:r>
+      <w:r>
+        <w:rPr>
+          <w:rFonts w:asciiTheme="majorHAnsi" w:eastAsiaTheme="majorEastAsia" w:hAnsiTheme="majorHAnsi" w:cstheme="majorBidi"/>
+          <w:b/>
+          <w:bCs/>
+          <w:spacing w:val="-10"/>
+          <w:kern w:val="28"/>
+          <w:sz w:val="44"/>
+          <w:szCs w:val="44"/>
+        </w:rPr>
+        <w:t xml:space="preserve"> 5. DATA VERSIONING (DVC) </w:t>
+      </w:r>
+      <w:r>
+        <w:rPr>
+          <w:rFonts w:ascii="Apple Color Emoji" w:eastAsiaTheme="majorEastAsia" w:hAnsi="Apple Color Emoji" w:cs="Apple Color Emoji"/>
+          <w:b/>
+          <w:bCs/>
+          <w:spacing w:val="-10"/>
+          <w:kern w:val="28"/>
+          <w:sz w:val="44"/>
+          <w:szCs w:val="44"/>
+        </w:rPr>
+        <w:t>⭐</w:t>
+      </w:r>
+      <w:r>
+        <w:rPr>
+          <w:rFonts w:asciiTheme="majorHAnsi" w:eastAsiaTheme="majorEastAsia" w:hAnsiTheme="majorHAnsi" w:cstheme="majorBidi"/>
+          <w:b/>
+          <w:bCs/>
+          <w:spacing w:val="-10"/>
+          <w:kern w:val="28"/>
+          <w:sz w:val="44"/>
+          <w:szCs w:val="44"/>
+        </w:rPr>
+        <w:t xml:space="preserve"> IMPORTANT (3:30 – 4:30)</w:t>
+      </w:r>
+    </w:p>
+    <w:p>
+      <w:pPr>
+        <w:rPr>
+          <w:rFonts w:asciiTheme="majorHAnsi" w:eastAsiaTheme="majorEastAsia" w:hAnsiTheme="majorHAnsi" w:cstheme="majorBidi"/>
+          <w:spacing w:val="-10"/>
+          <w:kern w:val="28"/>
+          <w:sz w:val="44"/>
+          <w:szCs w:val="44"/>
+        </w:rPr>
+      </w:pPr>
+      <w:r>
+        <w:rPr>
+          <w:rFonts w:ascii="Apple Color Emoji" w:eastAsiaTheme="majorEastAsia" w:hAnsi="Apple Color Emoji" w:cs="Apple Color Emoji"/>
+          <w:spacing w:val="-10"/>
+          <w:kern w:val="28"/>
+          <w:sz w:val="44"/>
+          <w:szCs w:val="44"/>
+        </w:rPr>
+        <w:t>👉</w:t>
+      </w:r>
+      <w:r>
+        <w:rPr>
+          <w:rFonts w:asciiTheme="majorHAnsi" w:eastAsiaTheme="majorEastAsia" w:hAnsiTheme="majorHAnsi" w:cstheme="majorBidi"/>
+          <w:spacing w:val="-10"/>
+          <w:kern w:val="28"/>
+          <w:sz w:val="44"/>
+          <w:szCs w:val="44"/>
+        </w:rPr>
+        <w:t xml:space="preserve"> Show:</w:t>
+      </w:r>
+    </w:p>
+    <w:p>
+      <w:pPr>
+        <w:rPr>
+          <w:rFonts w:asciiTheme="majorHAnsi" w:eastAsiaTheme="majorEastAsia" w:hAnsiTheme="majorHAnsi" w:cstheme="majorBidi"/>
+          <w:spacing w:val="-10"/>
+          <w:kern w:val="28"/>
+          <w:sz w:val="44"/>
+          <w:szCs w:val="44"/>
+        </w:rPr>
+      </w:pPr>
+      <w:r>
+        <w:rPr>
+          <w:rFonts w:asciiTheme="majorHAnsi" w:eastAsiaTheme="majorEastAsia" w:hAnsiTheme="majorHAnsi" w:cstheme="majorBidi"/>
+          <w:spacing w:val="-10"/>
+          <w:kern w:val="28"/>
+          <w:sz w:val="44"/>
+          <w:szCs w:val="44"/>
+        </w:rPr>
+        <w:t>dvc status</w:t>
+      </w:r>
+    </w:p>
+    <w:p>
+      <w:pPr>
+        <w:rPr>
+          <w:rFonts w:asciiTheme="majorHAnsi" w:eastAsiaTheme="majorEastAsia" w:hAnsiTheme="majorHAnsi" w:cstheme="majorBidi"/>
+          <w:spacing w:val="-10"/>
+          <w:kern w:val="28"/>
+          <w:sz w:val="44"/>
+          <w:szCs w:val="44"/>
+        </w:rPr>
+      </w:pPr>
+      <w:r>
+        <w:rPr>
+          <w:rFonts w:asciiTheme="majorHAnsi" w:eastAsiaTheme="majorEastAsia" w:hAnsiTheme="majorHAnsi" w:cstheme="majorBidi"/>
+          <w:spacing w:val="-10"/>
+          <w:kern w:val="28"/>
+          <w:sz w:val="44"/>
+          <w:szCs w:val="44"/>
+        </w:rPr>
+        <w:t>or</w:t>
+      </w:r>
+    </w:p>
+    <w:p>
+      <w:pPr>
+        <w:rPr>
+          <w:rFonts w:asciiTheme="majorHAnsi" w:eastAsiaTheme="majorEastAsia" w:hAnsiTheme="majorHAnsi" w:cstheme="majorBidi"/>
+          <w:spacing w:val="-10"/>
+          <w:kern w:val="28"/>
+          <w:sz w:val="44"/>
+          <w:szCs w:val="44"/>
+        </w:rPr>
+      </w:pPr>
+      <w:r>
+        <w:rPr>
+          <w:rFonts w:asciiTheme="majorHAnsi" w:eastAsiaTheme="majorEastAsia" w:hAnsiTheme="majorHAnsi" w:cstheme="majorBidi"/>
+          <w:spacing w:val="-10"/>
+          <w:kern w:val="28"/>
+          <w:sz w:val="44"/>
+          <w:szCs w:val="44"/>
+        </w:rPr>
+        <w:t>dvc dag</w:t>
+      </w:r>
+    </w:p>
+    <w:p>
+      <w:pPr>
+        <w:rPr>
+          <w:rFonts w:asciiTheme="majorHAnsi" w:eastAsiaTheme="majorEastAsia" w:hAnsiTheme="majorHAnsi" w:cstheme="majorBidi"/>
+          <w:spacing w:val="-10"/>
+          <w:kern w:val="28"/>
+          <w:sz w:val="44"/>
+          <w:szCs w:val="44"/>
+        </w:rPr>
+      </w:pPr>
+      <w:r>
+        <w:rPr>
+          <w:rFonts w:asciiTheme="majorHAnsi" w:eastAsiaTheme="majorEastAsia" w:hAnsiTheme="majorHAnsi" w:cstheme="majorBidi"/>
+          <w:spacing w:val="-10"/>
+          <w:kern w:val="28"/>
+          <w:sz w:val="44"/>
+          <w:szCs w:val="44"/>
+        </w:rPr>
+        <w:t>Say:</w:t>
+      </w:r>
+    </w:p>
+    <w:p>
+      <w:pPr>
+        <w:rPr>
+          <w:rFonts w:asciiTheme="majorHAnsi" w:eastAsiaTheme="majorEastAsia" w:hAnsiTheme="majorHAnsi" w:cstheme="majorBidi"/>
+          <w:spacing w:val="-10"/>
+          <w:kern w:val="28"/>
+          <w:sz w:val="44"/>
+          <w:szCs w:val="44"/>
+        </w:rPr>
+      </w:pPr>
+      <w:r>
+        <w:rPr>
+          <w:rFonts w:asciiTheme="majorHAnsi" w:eastAsiaTheme="majorEastAsia" w:hAnsiTheme="majorHAnsi" w:cstheme="majorBidi"/>
+          <w:spacing w:val="-10"/>
+          <w:kern w:val="28"/>
+          <w:sz w:val="44"/>
+          <w:szCs w:val="44"/>
+        </w:rPr>
+        <w:t>“To solve the problem of data drift and reproducibility, I used DVC for data versioning.</w:t>
+      </w:r>
+    </w:p>
+    <w:p>
+      <w:pPr>
+        <w:rPr>
+          <w:rFonts w:asciiTheme="majorHAnsi" w:eastAsiaTheme="majorEastAsia" w:hAnsiTheme="majorHAnsi" w:cstheme="majorBidi"/>
+          <w:spacing w:val="-10"/>
+          <w:kern w:val="28"/>
+          <w:sz w:val="44"/>
+          <w:szCs w:val="44"/>
+        </w:rPr>
+      </w:pPr>
+      <w:r>
+        <w:rPr>
+          <w:rFonts w:asciiTheme="majorHAnsi" w:eastAsiaTheme="majorEastAsia" w:hAnsiTheme="majorHAnsi" w:cstheme="majorBidi"/>
+          <w:spacing w:val="-10"/>
+          <w:kern w:val="28"/>
+          <w:sz w:val="44"/>
+          <w:szCs w:val="44"/>
+        </w:rPr>
+        <w:t>DVC tracks datasets similar to Git tracking code. It ensures that we can always identify which dataset version was used to train a model.”</w:t>
+      </w:r>
+    </w:p>
+    <w:p>
+      <w:pPr>
+        <w:rPr>
+          <w:rFonts w:asciiTheme="majorHAnsi" w:eastAsiaTheme="majorEastAsia" w:hAnsiTheme="majorHAnsi" w:cstheme="majorBidi"/>
+          <w:spacing w:val="-10"/>
+          <w:kern w:val="28"/>
+          <w:sz w:val="44"/>
+          <w:szCs w:val="44"/>
+        </w:rPr>
+      </w:pPr>
+      <w:r>
+        <w:rPr>
+          <w:rFonts w:ascii="Apple Color Emoji" w:eastAsiaTheme="majorEastAsia" w:hAnsi="Apple Color Emoji" w:cs="Apple Color Emoji"/>
+          <w:spacing w:val="-10"/>
+          <w:kern w:val="28"/>
+          <w:sz w:val="44"/>
+          <w:szCs w:val="44"/>
+        </w:rPr>
+        <w:t>👉</w:t>
+      </w:r>
+      <w:r>
+        <w:rPr>
+          <w:rFonts w:asciiTheme="majorHAnsi" w:eastAsiaTheme="majorEastAsia" w:hAnsiTheme="majorHAnsi" w:cstheme="majorBidi"/>
+          <w:spacing w:val="-10"/>
+          <w:kern w:val="28"/>
+          <w:sz w:val="44"/>
+          <w:szCs w:val="44"/>
+        </w:rPr>
+        <w:t xml:space="preserve"> (This is exactly what professor emphasized) </w:t>
+      </w:r>
+    </w:p>
+    <w:p>
+      <w:pPr>
+        <w:rPr>
+          <w:rFonts w:asciiTheme="majorHAnsi" w:eastAsiaTheme="majorEastAsia" w:hAnsiTheme="majorHAnsi" w:cstheme="majorBidi"/>
+          <w:spacing w:val="-10"/>
+          <w:kern w:val="28"/>
+          <w:sz w:val="56"/>
+          <w:szCs w:val="56"/>
+        </w:rPr>
+      </w:pPr>
+      <w:r>
+        <w:rPr>
+          <w:rFonts w:asciiTheme="majorHAnsi" w:eastAsiaTheme="majorEastAsia" w:hAnsiTheme="majorHAnsi" w:cstheme="majorBidi"/>
+          <w:noProof/>
+          <w:spacing w:val="-10"/>
+          <w:kern w:val="28"/>
+          <w:sz w:val="56"/>
+          <w:szCs w:val="56"/>
+        </w:rPr>
+        <w:pict w14:anchorId="6A1B7964">
+          <v:rect id="_x0000_i1030" alt="" style="width:451.3pt;height:.05pt;mso-width-percent:0;mso-height-percent:0;mso-width-percent:0;mso-height-percent:0" o:hralign="center" o:hrstd="t" o:hr="t" fillcolor="#a0a0a0" stroked="f"/>
+        </w:pict>
+      </w:r>
+    </w:p>
+    <w:p>
+      <w:pPr>
+        <w:rPr>
+          <w:rFonts w:asciiTheme="majorHAnsi" w:eastAsiaTheme="majorEastAsia" w:hAnsiTheme="majorHAnsi" w:cstheme="majorBidi"/>
+          <w:b/>
+          <w:bCs/>
+          <w:spacing w:val="-10"/>
+          <w:kern w:val="28"/>
+          <w:sz w:val="44"/>
+          <w:szCs w:val="44"/>
+        </w:rPr>
+      </w:pPr>
+      <w:r>
+        <w:rPr>
+          <w:rFonts w:ascii="Apple Color Emoji" w:eastAsiaTheme="majorEastAsia" w:hAnsi="Apple Color Emoji" w:cs="Apple Color Emoji"/>
+          <w:b/>
+          <w:bCs/>
+          <w:spacing w:val="-10"/>
+          <w:kern w:val="28"/>
+          <w:sz w:val="44"/>
+          <w:szCs w:val="44"/>
+        </w:rPr>
+        <w:t>🟢</w:t>
+      </w:r>
+      <w:r>
+        <w:rPr>
+          <w:rFonts w:asciiTheme="majorHAnsi" w:eastAsiaTheme="majorEastAsia" w:hAnsiTheme="majorHAnsi" w:cstheme="majorBidi"/>
+          <w:b/>
+          <w:bCs/>
+          <w:spacing w:val="-10"/>
+          <w:kern w:val="28"/>
+          <w:sz w:val="44"/>
+          <w:szCs w:val="44"/>
+        </w:rPr>
+        <w:t xml:space="preserve"> 6. MLFLOW (EXPERIMENT TRACKING) </w:t>
+      </w:r>
+      <w:r>
+        <w:rPr>
+          <w:rFonts w:ascii="Apple Color Emoji" w:eastAsiaTheme="majorEastAsia" w:hAnsi="Apple Color Emoji" w:cs="Apple Color Emoji"/>
+          <w:b/>
+          <w:bCs/>
+          <w:spacing w:val="-10"/>
+          <w:kern w:val="28"/>
+          <w:sz w:val="44"/>
+          <w:szCs w:val="44"/>
+        </w:rPr>
+        <w:t>⭐</w:t>
+      </w:r>
+      <w:r>
+        <w:rPr>
+          <w:rFonts w:asciiTheme="majorHAnsi" w:eastAsiaTheme="majorEastAsia" w:hAnsiTheme="majorHAnsi" w:cstheme="majorBidi"/>
+          <w:b/>
+          <w:bCs/>
+          <w:spacing w:val="-10"/>
+          <w:kern w:val="28"/>
+          <w:sz w:val="44"/>
+          <w:szCs w:val="44"/>
+        </w:rPr>
+        <w:t xml:space="preserve"> VERY IMPORTANT (4:30 – 6:00)</w:t>
+      </w:r>
+    </w:p>
+    <w:p>
+      <w:pPr>
+        <w:rPr>
+          <w:rFonts w:asciiTheme="majorHAnsi" w:eastAsiaTheme="majorEastAsia" w:hAnsiTheme="majorHAnsi" w:cstheme="majorBidi"/>
+          <w:spacing w:val="-10"/>
+          <w:kern w:val="28"/>
+          <w:sz w:val="44"/>
+          <w:szCs w:val="44"/>
+        </w:rPr>
+      </w:pPr>
+      <w:r>
+        <w:rPr>
+          <w:rFonts w:ascii="Apple Color Emoji" w:eastAsiaTheme="majorEastAsia" w:hAnsi="Apple Color Emoji" w:cs="Apple Color Emoji"/>
+          <w:spacing w:val="-10"/>
+          <w:kern w:val="28"/>
+          <w:sz w:val="44"/>
+          <w:szCs w:val="44"/>
+        </w:rPr>
+        <w:t>👉</w:t>
+      </w:r>
+      <w:r>
+        <w:rPr>
+          <w:rFonts w:asciiTheme="majorHAnsi" w:eastAsiaTheme="majorEastAsia" w:hAnsiTheme="majorHAnsi" w:cstheme="majorBidi"/>
+          <w:spacing w:val="-10"/>
+          <w:kern w:val="28"/>
+          <w:sz w:val="44"/>
+          <w:szCs w:val="44"/>
+        </w:rPr>
+        <w:t xml:space="preserve"> Open browser:</w:t>
+      </w:r>
+    </w:p>
+    <w:p>
+      <w:pPr>
+        <w:rPr>
+          <w:rFonts w:asciiTheme="majorHAnsi" w:eastAsiaTheme="majorEastAsia" w:hAnsiTheme="majorHAnsi" w:cstheme="majorBidi"/>
+          <w:spacing w:val="-10"/>
+          <w:kern w:val="28"/>
+          <w:sz w:val="44"/>
+          <w:szCs w:val="44"/>
+        </w:rPr>
+      </w:pPr>
+      <w:r>
+        <w:rPr>
+          <w:rFonts w:asciiTheme="majorHAnsi" w:eastAsiaTheme="majorEastAsia" w:hAnsiTheme="majorHAnsi" w:cstheme="majorBidi"/>
+          <w:spacing w:val="-10"/>
+          <w:kern w:val="28"/>
+          <w:sz w:val="44"/>
+          <w:szCs w:val="44"/>
+        </w:rPr>
+        <w:t>http://127.0.0.1:5000</w:t>
+      </w:r>
+    </w:p>
+    <w:p>
+      <w:pPr>
+        <w:rPr>
+          <w:rFonts w:asciiTheme="majorHAnsi" w:eastAsiaTheme="majorEastAsia" w:hAnsiTheme="majorHAnsi" w:cstheme="majorBidi"/>
+          <w:spacing w:val="-10"/>
+          <w:kern w:val="28"/>
+          <w:sz w:val="44"/>
+          <w:szCs w:val="44"/>
+        </w:rPr>
+      </w:pPr>
+      <w:r>
+        <w:rPr>
+          <w:rFonts w:ascii="Apple Color Emoji" w:eastAsiaTheme="majorEastAsia" w:hAnsi="Apple Color Emoji" w:cs="Apple Color Emoji"/>
+          <w:spacing w:val="-10"/>
+          <w:kern w:val="28"/>
+          <w:sz w:val="44"/>
+          <w:szCs w:val="44"/>
+        </w:rPr>
+        <w:lastRenderedPageBreak/>
+        <w:t>👉</w:t>
+      </w:r>
+      <w:r>
+        <w:rPr>
+          <w:rFonts w:asciiTheme="majorHAnsi" w:eastAsiaTheme="majorEastAsia" w:hAnsiTheme="majorHAnsi" w:cstheme="majorBidi"/>
+          <w:spacing w:val="-10"/>
+          <w:kern w:val="28"/>
+          <w:sz w:val="44"/>
+          <w:szCs w:val="44"/>
+        </w:rPr>
+        <w:t xml:space="preserve"> Show:</w:t>
       </w:r>
     </w:p>
     <w:p>
       <w:pPr>
         <w:numPr>
           <w:ilvl w:val="0"/>
-          <w:numId w:val="1"/>
+          <w:numId w:val="7"/>
         </w:numPr>
         <w:rPr>
-          <w:lang w:val="en-GB"/>
-        </w:rPr>
-      </w:pPr>
-      <w:r>
-        <w:rPr>
-          <w:lang w:val="en-GB"/>
-        </w:rPr>
-        <w:t>user clickstream data</w:t>
+          <w:rFonts w:asciiTheme="majorHAnsi" w:eastAsiaTheme="majorEastAsia" w:hAnsiTheme="majorHAnsi" w:cstheme="majorBidi"/>
+          <w:spacing w:val="-10"/>
+          <w:kern w:val="28"/>
+          <w:sz w:val="44"/>
+          <w:szCs w:val="44"/>
+        </w:rPr>
+      </w:pPr>
+      <w:r>
+        <w:rPr>
+          <w:rFonts w:asciiTheme="majorHAnsi" w:eastAsiaTheme="majorEastAsia" w:hAnsiTheme="majorHAnsi" w:cstheme="majorBidi"/>
+          <w:spacing w:val="-10"/>
+          <w:kern w:val="28"/>
+          <w:sz w:val="44"/>
+          <w:szCs w:val="44"/>
+        </w:rPr>
+        <w:t xml:space="preserve">experiment name </w:t>
       </w:r>
     </w:p>
     <w:p>
       <w:pPr>
         <w:numPr>
           <w:ilvl w:val="0"/>
-          <w:numId w:val="1"/>
+          <w:numId w:val="7"/>
         </w:numPr>
         <w:rPr>
-          <w:lang w:val="en-GB"/>
-        </w:rPr>
-      </w:pPr>
-      <w:r>
-        <w:rPr>
-          <w:lang w:val="en-GB"/>
-        </w:rPr>
-        <w:t>transaction history</w:t>
+          <w:rFonts w:asciiTheme="majorHAnsi" w:eastAsiaTheme="majorEastAsia" w:hAnsiTheme="majorHAnsi" w:cstheme="majorBidi"/>
+          <w:spacing w:val="-10"/>
+          <w:kern w:val="28"/>
+          <w:sz w:val="44"/>
+          <w:szCs w:val="44"/>
+        </w:rPr>
+      </w:pPr>
+      <w:r>
+        <w:rPr>
+          <w:rFonts w:asciiTheme="majorHAnsi" w:eastAsiaTheme="majorEastAsia" w:hAnsiTheme="majorHAnsi" w:cstheme="majorBidi"/>
+          <w:spacing w:val="-10"/>
+          <w:kern w:val="28"/>
+          <w:sz w:val="44"/>
+          <w:szCs w:val="44"/>
+        </w:rPr>
+        <w:t xml:space="preserve">run ID </w:t>
       </w:r>
     </w:p>
     <w:p>
       <w:pPr>
         <w:numPr>
           <w:ilvl w:val="0"/>
-          <w:numId w:val="1"/>
+          <w:numId w:val="7"/>
         </w:numPr>
         <w:rPr>
-          <w:lang w:val="en-GB"/>
-        </w:rPr>
-      </w:pPr>
-      <w:r>
-        <w:rPr>
-          <w:lang w:val="en-GB"/>
-        </w:rPr>
-        <w:t>product metadata”</w:t>
-      </w:r>
-    </w:p>
-    <w:p>
-      <w:pPr>
-        <w:rPr>
-          <w:lang w:val="en-US"/>
-        </w:rPr>
-      </w:pPr>
-      <w:r>
-        <w:rPr>
-          <w:lang w:val="en-US"/>
-        </w:rPr>
-        <w:t> </w:t>
-      </w:r>
-    </w:p>
-    <w:p>
-      <w:pPr>
-        <w:rPr>
-          <w:lang w:val="en-GB"/>
-        </w:rPr>
-      </w:pPr>
-      <w:r>
-        <w:rPr>
-          <w:rFonts w:ascii="Apple Color Emoji" w:hAnsi="Apple Color Emoji" w:cs="Apple Color Emoji"/>
-          <w:b/>
-          <w:bCs/>
-          <w:lang w:val="en-GB"/>
-        </w:rPr>
-        <w:t>⏱️</w:t>
-      </w:r>
-      <w:r>
-        <w:rPr>
-          <w:b/>
-          <w:bCs/>
-          <w:lang w:val="en-GB"/>
-        </w:rPr>
-        <w:t xml:space="preserve"> </w:t>
-      </w:r>
-      <w:r>
-        <w:rPr>
-          <w:b/>
-          <w:bCs/>
-          <w:lang w:val="en-US"/>
-        </w:rPr>
-        <w:t>1:30 – 3:00 → Show Project Structure</w:t>
-      </w:r>
-    </w:p>
-    <w:p>
-      <w:pPr>
-        <w:rPr>
-          <w:lang w:val="en-GB"/>
-        </w:rPr>
-      </w:pPr>
-      <w:r>
-        <w:rPr>
-          <w:rFonts w:ascii="Apple Color Emoji" w:hAnsi="Apple Color Emoji" w:cs="Apple Color Emoji"/>
-          <w:lang w:val="en-GB"/>
-        </w:rPr>
-        <w:t>👉</w:t>
-      </w:r>
-      <w:r>
-        <w:rPr>
-          <w:lang w:val="en-GB"/>
-        </w:rPr>
-        <w:t xml:space="preserve"> Open VS Code and show folders:</w:t>
-      </w:r>
-    </w:p>
-    <w:p>
-      <w:pPr>
-        <w:rPr>
-          <w:lang w:val="en-US"/>
-        </w:rPr>
-      </w:pPr>
-      <w:proofErr w:type="spellStart"/>
-      <w:r>
-        <w:rPr>
-          <w:lang w:val="en-US"/>
-        </w:rPr>
-        <w:t>src</w:t>
-      </w:r>
-      <w:proofErr w:type="spellEnd"/>
-      <w:r>
-        <w:rPr>
-          <w:lang w:val="en-US"/>
-        </w:rPr>
-        <w:t>/</w:t>
-      </w:r>
-      <w:r>
-        <w:rPr>
-          <w:lang w:val="en-US"/>
-        </w:rPr>
-        <w:br/>
-        <w:t>data/</w:t>
-      </w:r>
-      <w:r>
-        <w:rPr>
-          <w:lang w:val="en-US"/>
-        </w:rPr>
-        <w:br/>
-        <w:t>models/</w:t>
-      </w:r>
-      <w:r>
-        <w:rPr>
-          <w:lang w:val="en-US"/>
-        </w:rPr>
-        <w:br/>
-        <w:t>reports/</w:t>
-      </w:r>
-      <w:r>
-        <w:rPr>
-          <w:lang w:val="en-US"/>
-        </w:rPr>
-        <w:br/>
-        <w:t>logs/</w:t>
-      </w:r>
-    </w:p>
-    <w:p>
-      <w:pPr>
-        <w:rPr>
-          <w:lang w:val="en-GB"/>
-        </w:rPr>
-      </w:pPr>
-      <w:r>
-        <w:rPr>
-          <w:lang w:val="en-GB"/>
-        </w:rPr>
-        <w:t>Say:</w:t>
-      </w:r>
-    </w:p>
-    <w:p>
-      <w:pPr>
-        <w:rPr>
-          <w:lang w:val="en-GB"/>
-        </w:rPr>
-      </w:pPr>
-      <w:r>
-        <w:rPr>
-          <w:lang w:val="en-GB"/>
-        </w:rPr>
-        <w:t xml:space="preserve">“This project is structured in a modular way, </w:t>
-      </w:r>
-      <w:proofErr w:type="gramStart"/>
-      <w:r>
-        <w:rPr>
-          <w:lang w:val="en-GB"/>
-        </w:rPr>
-        <w:t>similar to</w:t>
-      </w:r>
-      <w:proofErr w:type="gramEnd"/>
-      <w:r>
-        <w:rPr>
-          <w:lang w:val="en-GB"/>
-        </w:rPr>
-        <w:t xml:space="preserve"> real-world ML systems.</w:t>
-      </w:r>
-    </w:p>
-    <w:p>
-      <w:pPr>
-        <w:rPr>
-          <w:lang w:val="en-GB"/>
-        </w:rPr>
-      </w:pPr>
-      <w:r>
-        <w:rPr>
-          <w:lang w:val="en-GB"/>
-        </w:rPr>
-        <w:t>Each stage of the pipeline is separated:</w:t>
+          <w:rFonts w:asciiTheme="majorHAnsi" w:eastAsiaTheme="majorEastAsia" w:hAnsiTheme="majorHAnsi" w:cstheme="majorBidi"/>
+          <w:spacing w:val="-10"/>
+          <w:kern w:val="28"/>
+          <w:sz w:val="44"/>
+          <w:szCs w:val="44"/>
+        </w:rPr>
+      </w:pPr>
+      <w:r>
+        <w:rPr>
+          <w:rFonts w:asciiTheme="majorHAnsi" w:eastAsiaTheme="majorEastAsia" w:hAnsiTheme="majorHAnsi" w:cstheme="majorBidi"/>
+          <w:spacing w:val="-10"/>
+          <w:kern w:val="28"/>
+          <w:sz w:val="44"/>
+          <w:szCs w:val="44"/>
+        </w:rPr>
+        <w:t xml:space="preserve">parameters </w:t>
       </w:r>
     </w:p>
     <w:p>
       <w:pPr>
         <w:numPr>
           <w:ilvl w:val="0"/>
-          <w:numId w:val="2"/>
+          <w:numId w:val="7"/>
         </w:numPr>
         <w:rPr>
-          <w:lang w:val="en-GB"/>
-        </w:rPr>
-      </w:pPr>
-      <w:r>
-        <w:rPr>
-          <w:lang w:val="en-GB"/>
-        </w:rPr>
-        <w:lastRenderedPageBreak/>
-        <w:t>ingestion</w:t>
+          <w:rFonts w:asciiTheme="majorHAnsi" w:eastAsiaTheme="majorEastAsia" w:hAnsiTheme="majorHAnsi" w:cstheme="majorBidi"/>
+          <w:spacing w:val="-10"/>
+          <w:kern w:val="28"/>
+          <w:sz w:val="44"/>
+          <w:szCs w:val="44"/>
+        </w:rPr>
+      </w:pPr>
+      <w:r>
+        <w:rPr>
+          <w:rFonts w:asciiTheme="majorHAnsi" w:eastAsiaTheme="majorEastAsia" w:hAnsiTheme="majorHAnsi" w:cstheme="majorBidi"/>
+          <w:spacing w:val="-10"/>
+          <w:kern w:val="28"/>
+          <w:sz w:val="44"/>
+          <w:szCs w:val="44"/>
+        </w:rPr>
+        <w:t xml:space="preserve">metrics </w:t>
       </w:r>
     </w:p>
     <w:p>
       <w:pPr>
         <w:numPr>
           <w:ilvl w:val="0"/>
-          <w:numId w:val="2"/>
+          <w:numId w:val="7"/>
         </w:numPr>
         <w:rPr>
-          <w:lang w:val="en-GB"/>
-        </w:rPr>
-      </w:pPr>
-      <w:r>
-        <w:rPr>
-          <w:lang w:val="en-GB"/>
-        </w:rPr>
-        <w:t>validation</w:t>
+          <w:rFonts w:asciiTheme="majorHAnsi" w:eastAsiaTheme="majorEastAsia" w:hAnsiTheme="majorHAnsi" w:cstheme="majorBidi"/>
+          <w:spacing w:val="-10"/>
+          <w:kern w:val="28"/>
+          <w:sz w:val="44"/>
+          <w:szCs w:val="44"/>
+        </w:rPr>
+      </w:pPr>
+      <w:r>
+        <w:rPr>
+          <w:rFonts w:asciiTheme="majorHAnsi" w:eastAsiaTheme="majorEastAsia" w:hAnsiTheme="majorHAnsi" w:cstheme="majorBidi"/>
+          <w:spacing w:val="-10"/>
+          <w:kern w:val="28"/>
+          <w:sz w:val="44"/>
+          <w:szCs w:val="44"/>
+        </w:rPr>
+        <w:t xml:space="preserve">artifacts </w:t>
+      </w:r>
+    </w:p>
+    <w:p>
+      <w:pPr>
+        <w:rPr>
+          <w:rFonts w:asciiTheme="majorHAnsi" w:eastAsiaTheme="majorEastAsia" w:hAnsiTheme="majorHAnsi" w:cstheme="majorBidi"/>
+          <w:spacing w:val="-10"/>
+          <w:kern w:val="28"/>
+          <w:sz w:val="44"/>
+          <w:szCs w:val="44"/>
+        </w:rPr>
+      </w:pPr>
+      <w:r>
+        <w:rPr>
+          <w:rFonts w:asciiTheme="majorHAnsi" w:eastAsiaTheme="majorEastAsia" w:hAnsiTheme="majorHAnsi" w:cstheme="majorBidi"/>
+          <w:spacing w:val="-10"/>
+          <w:kern w:val="28"/>
+          <w:sz w:val="44"/>
+          <w:szCs w:val="44"/>
+        </w:rPr>
+        <w:t>Say:</w:t>
+      </w:r>
+    </w:p>
+    <w:p>
+      <w:pPr>
+        <w:rPr>
+          <w:rFonts w:asciiTheme="majorHAnsi" w:eastAsiaTheme="majorEastAsia" w:hAnsiTheme="majorHAnsi" w:cstheme="majorBidi"/>
+          <w:spacing w:val="-10"/>
+          <w:kern w:val="28"/>
+          <w:sz w:val="44"/>
+          <w:szCs w:val="44"/>
+        </w:rPr>
+      </w:pPr>
+      <w:r>
+        <w:rPr>
+          <w:rFonts w:asciiTheme="majorHAnsi" w:eastAsiaTheme="majorEastAsia" w:hAnsiTheme="majorHAnsi" w:cstheme="majorBidi"/>
+          <w:spacing w:val="-10"/>
+          <w:kern w:val="28"/>
+          <w:sz w:val="44"/>
+          <w:szCs w:val="44"/>
+        </w:rPr>
+        <w:t>“I used MLflow to track experiments, including model parameters, metrics, and artifacts.</w:t>
+      </w:r>
+    </w:p>
+    <w:p>
+      <w:pPr>
+        <w:rPr>
+          <w:rFonts w:asciiTheme="majorHAnsi" w:eastAsiaTheme="majorEastAsia" w:hAnsiTheme="majorHAnsi" w:cstheme="majorBidi"/>
+          <w:spacing w:val="-10"/>
+          <w:kern w:val="28"/>
+          <w:sz w:val="44"/>
+          <w:szCs w:val="44"/>
+        </w:rPr>
+      </w:pPr>
+      <w:r>
+        <w:rPr>
+          <w:rFonts w:asciiTheme="majorHAnsi" w:eastAsiaTheme="majorEastAsia" w:hAnsiTheme="majorHAnsi" w:cstheme="majorBidi"/>
+          <w:spacing w:val="-10"/>
+          <w:kern w:val="28"/>
+          <w:sz w:val="44"/>
+          <w:szCs w:val="44"/>
+        </w:rPr>
+        <w:t>This helps compare multiple models and ensures full traceability.”</w:t>
+      </w:r>
+    </w:p>
+    <w:p>
+      <w:pPr>
+        <w:rPr>
+          <w:rFonts w:asciiTheme="majorHAnsi" w:eastAsiaTheme="majorEastAsia" w:hAnsiTheme="majorHAnsi" w:cstheme="majorBidi"/>
+          <w:spacing w:val="-10"/>
+          <w:kern w:val="28"/>
+          <w:sz w:val="44"/>
+          <w:szCs w:val="44"/>
+        </w:rPr>
+      </w:pPr>
+      <w:r>
+        <w:rPr>
+          <w:rFonts w:ascii="Apple Color Emoji" w:eastAsiaTheme="majorEastAsia" w:hAnsi="Apple Color Emoji" w:cs="Apple Color Emoji"/>
+          <w:spacing w:val="-10"/>
+          <w:kern w:val="28"/>
+          <w:sz w:val="44"/>
+          <w:szCs w:val="44"/>
+        </w:rPr>
+        <w:t>👉</w:t>
+      </w:r>
+      <w:r>
+        <w:rPr>
+          <w:rFonts w:asciiTheme="majorHAnsi" w:eastAsiaTheme="majorEastAsia" w:hAnsiTheme="majorHAnsi" w:cstheme="majorBidi"/>
+          <w:spacing w:val="-10"/>
+          <w:kern w:val="28"/>
+          <w:sz w:val="44"/>
+          <w:szCs w:val="44"/>
+        </w:rPr>
+        <w:t xml:space="preserve"> Add:</w:t>
+      </w:r>
+    </w:p>
+    <w:p>
+      <w:pPr>
+        <w:rPr>
+          <w:rFonts w:asciiTheme="majorHAnsi" w:eastAsiaTheme="majorEastAsia" w:hAnsiTheme="majorHAnsi" w:cstheme="majorBidi"/>
+          <w:spacing w:val="-10"/>
+          <w:kern w:val="28"/>
+          <w:sz w:val="44"/>
+          <w:szCs w:val="44"/>
+        </w:rPr>
+      </w:pPr>
+      <w:r>
+        <w:rPr>
+          <w:rFonts w:asciiTheme="majorHAnsi" w:eastAsiaTheme="majorEastAsia" w:hAnsiTheme="majorHAnsi" w:cstheme="majorBidi"/>
+          <w:spacing w:val="-10"/>
+          <w:kern w:val="28"/>
+          <w:sz w:val="44"/>
+          <w:szCs w:val="44"/>
+        </w:rPr>
+        <w:t>“For example, we can see accuracy, parameters, and the trained model stored as an artifact.”</w:t>
+      </w:r>
+    </w:p>
+    <w:p>
+      <w:pPr>
+        <w:rPr>
+          <w:rFonts w:asciiTheme="majorHAnsi" w:eastAsiaTheme="majorEastAsia" w:hAnsiTheme="majorHAnsi" w:cstheme="majorBidi"/>
+          <w:spacing w:val="-10"/>
+          <w:kern w:val="28"/>
+          <w:sz w:val="56"/>
+          <w:szCs w:val="56"/>
+        </w:rPr>
+      </w:pPr>
+      <w:r>
+        <w:rPr>
+          <w:rFonts w:asciiTheme="majorHAnsi" w:eastAsiaTheme="majorEastAsia" w:hAnsiTheme="majorHAnsi" w:cstheme="majorBidi"/>
+          <w:noProof/>
+          <w:spacing w:val="-10"/>
+          <w:kern w:val="28"/>
+          <w:sz w:val="56"/>
+          <w:szCs w:val="56"/>
+        </w:rPr>
+        <w:pict w14:anchorId="48E73E22">
+          <v:rect id="_x0000_i1029" alt="" style="width:451.3pt;height:.05pt;mso-width-percent:0;mso-height-percent:0;mso-width-percent:0;mso-height-percent:0" o:hralign="center" o:hrstd="t" o:hr="t" fillcolor="#a0a0a0" stroked="f"/>
+        </w:pict>
+      </w:r>
+    </w:p>
+    <w:p>
+      <w:pPr>
+        <w:rPr>
+          <w:rFonts w:asciiTheme="majorHAnsi" w:eastAsiaTheme="majorEastAsia" w:hAnsiTheme="majorHAnsi" w:cstheme="majorBidi"/>
+          <w:b/>
+          <w:bCs/>
+          <w:spacing w:val="-10"/>
+          <w:kern w:val="28"/>
+          <w:sz w:val="44"/>
+          <w:szCs w:val="44"/>
+        </w:rPr>
+      </w:pPr>
+      <w:r>
+        <w:rPr>
+          <w:rFonts w:ascii="Apple Color Emoji" w:eastAsiaTheme="majorEastAsia" w:hAnsi="Apple Color Emoji" w:cs="Apple Color Emoji"/>
+          <w:b/>
+          <w:bCs/>
+          <w:spacing w:val="-10"/>
+          <w:kern w:val="28"/>
+          <w:sz w:val="44"/>
+          <w:szCs w:val="44"/>
+        </w:rPr>
+        <w:t>🟢</w:t>
+      </w:r>
+      <w:r>
+        <w:rPr>
+          <w:rFonts w:asciiTheme="majorHAnsi" w:eastAsiaTheme="majorEastAsia" w:hAnsiTheme="majorHAnsi" w:cstheme="majorBidi"/>
+          <w:b/>
+          <w:bCs/>
+          <w:spacing w:val="-10"/>
+          <w:kern w:val="28"/>
+          <w:sz w:val="44"/>
+          <w:szCs w:val="44"/>
+        </w:rPr>
+        <w:t xml:space="preserve"> 7. FEATURE ENGINEERING (6:00 – 6:45)</w:t>
+      </w:r>
+    </w:p>
+    <w:p>
+      <w:pPr>
+        <w:rPr>
+          <w:rFonts w:asciiTheme="majorHAnsi" w:eastAsiaTheme="majorEastAsia" w:hAnsiTheme="majorHAnsi" w:cstheme="majorBidi"/>
+          <w:b/>
+          <w:bCs/>
+          <w:spacing w:val="-10"/>
+          <w:kern w:val="28"/>
+          <w:sz w:val="44"/>
+          <w:szCs w:val="44"/>
+        </w:rPr>
+      </w:pPr>
+      <w:r>
+        <w:rPr>
+          <w:rFonts w:asciiTheme="majorHAnsi" w:eastAsiaTheme="majorEastAsia" w:hAnsiTheme="majorHAnsi" w:cstheme="majorBidi"/>
+          <w:b/>
+          <w:bCs/>
+          <w:spacing w:val="-10"/>
+          <w:kern w:val="28"/>
+          <w:sz w:val="44"/>
+          <w:szCs w:val="44"/>
+        </w:rPr>
+        <w:t>Say:</w:t>
+      </w:r>
+    </w:p>
+    <w:p>
+      <w:pPr>
+        <w:rPr>
+          <w:rFonts w:asciiTheme="majorHAnsi" w:eastAsiaTheme="majorEastAsia" w:hAnsiTheme="majorHAnsi" w:cstheme="majorBidi"/>
+          <w:spacing w:val="-10"/>
+          <w:kern w:val="28"/>
+          <w:sz w:val="44"/>
+          <w:szCs w:val="44"/>
+        </w:rPr>
+      </w:pPr>
+      <w:r>
+        <w:rPr>
+          <w:rFonts w:asciiTheme="majorHAnsi" w:eastAsiaTheme="majorEastAsia" w:hAnsiTheme="majorHAnsi" w:cstheme="majorBidi"/>
+          <w:spacing w:val="-10"/>
+          <w:kern w:val="28"/>
+          <w:sz w:val="44"/>
+          <w:szCs w:val="44"/>
+        </w:rPr>
+        <w:t>“Feature engineering includes:</w:t>
       </w:r>
     </w:p>
     <w:p>
       <w:pPr>
         <w:numPr>
           <w:ilvl w:val="0"/>
-          <w:numId w:val="2"/>
+          <w:numId w:val="8"/>
         </w:numPr>
         <w:rPr>
-          <w:lang w:val="en-GB"/>
-        </w:rPr>
-      </w:pPr>
-      <w:r>
-        <w:rPr>
-          <w:lang w:val="en-GB"/>
-        </w:rPr>
-        <w:t>preparation</w:t>
+          <w:rFonts w:asciiTheme="majorHAnsi" w:eastAsiaTheme="majorEastAsia" w:hAnsiTheme="majorHAnsi" w:cstheme="majorBidi"/>
+          <w:spacing w:val="-10"/>
+          <w:kern w:val="28"/>
+          <w:sz w:val="44"/>
+          <w:szCs w:val="44"/>
+        </w:rPr>
+      </w:pPr>
+      <w:r>
+        <w:rPr>
+          <w:rFonts w:asciiTheme="majorHAnsi" w:eastAsiaTheme="majorEastAsia" w:hAnsiTheme="majorHAnsi" w:cstheme="majorBidi"/>
+          <w:spacing w:val="-10"/>
+          <w:kern w:val="28"/>
+          <w:sz w:val="44"/>
+          <w:szCs w:val="44"/>
+        </w:rPr>
+        <w:lastRenderedPageBreak/>
+        <w:t xml:space="preserve">user activity frequency </w:t>
       </w:r>
     </w:p>
     <w:p>
       <w:pPr>
         <w:numPr>
           <w:ilvl w:val="0"/>
-          <w:numId w:val="2"/>
+          <w:numId w:val="8"/>
         </w:numPr>
         <w:rPr>
-          <w:lang w:val="en-GB"/>
-        </w:rPr>
-      </w:pPr>
-      <w:r>
-        <w:rPr>
-          <w:lang w:val="en-GB"/>
-        </w:rPr>
-        <w:t>feature engineering</w:t>
+          <w:rFonts w:asciiTheme="majorHAnsi" w:eastAsiaTheme="majorEastAsia" w:hAnsiTheme="majorHAnsi" w:cstheme="majorBidi"/>
+          <w:spacing w:val="-10"/>
+          <w:kern w:val="28"/>
+          <w:sz w:val="44"/>
+          <w:szCs w:val="44"/>
+        </w:rPr>
+      </w:pPr>
+      <w:r>
+        <w:rPr>
+          <w:rFonts w:asciiTheme="majorHAnsi" w:eastAsiaTheme="majorEastAsia" w:hAnsiTheme="majorHAnsi" w:cstheme="majorBidi"/>
+          <w:spacing w:val="-10"/>
+          <w:kern w:val="28"/>
+          <w:sz w:val="44"/>
+          <w:szCs w:val="44"/>
+        </w:rPr>
+        <w:t xml:space="preserve">item popularity </w:t>
       </w:r>
     </w:p>
     <w:p>
       <w:pPr>
         <w:numPr>
           <w:ilvl w:val="0"/>
-          <w:numId w:val="2"/>
+          <w:numId w:val="8"/>
         </w:numPr>
         <w:rPr>
-          <w:lang w:val="en-GB"/>
-        </w:rPr>
-      </w:pPr>
-      <w:r>
-        <w:rPr>
-          <w:lang w:val="en-GB"/>
-        </w:rPr>
-        <w:t>training</w:t>
-      </w:r>
-    </w:p>
-    <w:p>
-      <w:pPr>
-        <w:numPr>
-          <w:ilvl w:val="0"/>
-          <w:numId w:val="2"/>
-        </w:numPr>
-        <w:rPr>
-          <w:lang w:val="en-GB"/>
-        </w:rPr>
-      </w:pPr>
-      <w:r>
-        <w:rPr>
-          <w:lang w:val="en-GB"/>
-        </w:rPr>
-        <w:t>orchestration”</w:t>
-      </w:r>
-    </w:p>
-    <w:p>
-      <w:pPr>
-        <w:rPr>
-          <w:lang w:val="en-US"/>
-        </w:rPr>
-      </w:pPr>
-      <w:r>
-        <w:rPr>
-          <w:lang w:val="en-US"/>
-        </w:rPr>
-        <w:t> </w:t>
-      </w:r>
-    </w:p>
-    <w:p>
-      <w:pPr>
-        <w:rPr>
-          <w:lang w:val="en-GB"/>
-        </w:rPr>
-      </w:pPr>
-      <w:r>
-        <w:rPr>
-          <w:rFonts w:ascii="Apple Color Emoji" w:hAnsi="Apple Color Emoji" w:cs="Apple Color Emoji"/>
-          <w:b/>
-          <w:bCs/>
-          <w:lang w:val="en-GB"/>
-        </w:rPr>
-        <w:t>⏱️</w:t>
-      </w:r>
-      <w:r>
-        <w:rPr>
-          <w:b/>
-          <w:bCs/>
-          <w:lang w:val="en-GB"/>
-        </w:rPr>
-        <w:t xml:space="preserve"> </w:t>
-      </w:r>
-      <w:r>
-        <w:rPr>
-          <w:b/>
-          <w:bCs/>
-          <w:lang w:val="en-US"/>
-        </w:rPr>
-        <w:t>3:00 – 4:30 → Pipeline Execution</w:t>
-      </w:r>
-    </w:p>
-    <w:p>
-      <w:pPr>
-        <w:rPr>
-          <w:lang w:val="en-GB"/>
-        </w:rPr>
-      </w:pPr>
-      <w:r>
-        <w:rPr>
-          <w:rFonts w:ascii="Apple Color Emoji" w:hAnsi="Apple Color Emoji" w:cs="Apple Color Emoji"/>
-          <w:lang w:val="en-GB"/>
+          <w:rFonts w:asciiTheme="majorHAnsi" w:eastAsiaTheme="majorEastAsia" w:hAnsiTheme="majorHAnsi" w:cstheme="majorBidi"/>
+          <w:spacing w:val="-10"/>
+          <w:kern w:val="28"/>
+          <w:sz w:val="44"/>
+          <w:szCs w:val="44"/>
+        </w:rPr>
+      </w:pPr>
+      <w:r>
+        <w:rPr>
+          <w:rFonts w:asciiTheme="majorHAnsi" w:eastAsiaTheme="majorEastAsia" w:hAnsiTheme="majorHAnsi" w:cstheme="majorBidi"/>
+          <w:spacing w:val="-10"/>
+          <w:kern w:val="28"/>
+          <w:sz w:val="44"/>
+          <w:szCs w:val="44"/>
+        </w:rPr>
+        <w:t xml:space="preserve">co-occurrence features </w:t>
+      </w:r>
+    </w:p>
+    <w:p>
+      <w:pPr>
+        <w:rPr>
+          <w:rFonts w:asciiTheme="majorHAnsi" w:eastAsiaTheme="majorEastAsia" w:hAnsiTheme="majorHAnsi" w:cstheme="majorBidi"/>
+          <w:spacing w:val="-10"/>
+          <w:kern w:val="28"/>
+          <w:sz w:val="44"/>
+          <w:szCs w:val="44"/>
+        </w:rPr>
+      </w:pPr>
+      <w:r>
+        <w:rPr>
+          <w:rFonts w:asciiTheme="majorHAnsi" w:eastAsiaTheme="majorEastAsia" w:hAnsiTheme="majorHAnsi" w:cstheme="majorBidi"/>
+          <w:spacing w:val="-10"/>
+          <w:kern w:val="28"/>
+          <w:sz w:val="44"/>
+          <w:szCs w:val="44"/>
+        </w:rPr>
+        <w:t>These features help improve recommendation quality.”</w:t>
+      </w:r>
+    </w:p>
+    <w:p>
+      <w:pPr>
+        <w:rPr>
+          <w:rFonts w:asciiTheme="majorHAnsi" w:eastAsiaTheme="majorEastAsia" w:hAnsiTheme="majorHAnsi" w:cstheme="majorBidi"/>
+          <w:spacing w:val="-10"/>
+          <w:kern w:val="28"/>
+          <w:sz w:val="56"/>
+          <w:szCs w:val="56"/>
+        </w:rPr>
+      </w:pPr>
+      <w:r>
+        <w:rPr>
+          <w:rFonts w:asciiTheme="majorHAnsi" w:eastAsiaTheme="majorEastAsia" w:hAnsiTheme="majorHAnsi" w:cstheme="majorBidi"/>
+          <w:noProof/>
+          <w:spacing w:val="-10"/>
+          <w:kern w:val="28"/>
+          <w:sz w:val="56"/>
+          <w:szCs w:val="56"/>
+        </w:rPr>
+        <w:pict w14:anchorId="421F2C61">
+          <v:rect id="_x0000_i1028" alt="" style="width:451.3pt;height:.05pt;mso-width-percent:0;mso-height-percent:0;mso-width-percent:0;mso-height-percent:0" o:hralign="center" o:hrstd="t" o:hr="t" fillcolor="#a0a0a0" stroked="f"/>
+        </w:pict>
+      </w:r>
+    </w:p>
+    <w:p>
+      <w:pPr>
+        <w:rPr>
+          <w:rFonts w:asciiTheme="majorHAnsi" w:eastAsiaTheme="majorEastAsia" w:hAnsiTheme="majorHAnsi" w:cstheme="majorBidi"/>
+          <w:b/>
+          <w:bCs/>
+          <w:spacing w:val="-10"/>
+          <w:kern w:val="28"/>
+          <w:sz w:val="44"/>
+          <w:szCs w:val="44"/>
+        </w:rPr>
+      </w:pPr>
+      <w:r>
+        <w:rPr>
+          <w:rFonts w:ascii="Apple Color Emoji" w:eastAsiaTheme="majorEastAsia" w:hAnsi="Apple Color Emoji" w:cs="Apple Color Emoji"/>
+          <w:b/>
+          <w:bCs/>
+          <w:spacing w:val="-10"/>
+          <w:kern w:val="28"/>
+          <w:sz w:val="44"/>
+          <w:szCs w:val="44"/>
+        </w:rPr>
+        <w:t>🟢</w:t>
+      </w:r>
+      <w:r>
+        <w:rPr>
+          <w:rFonts w:asciiTheme="majorHAnsi" w:eastAsiaTheme="majorEastAsia" w:hAnsiTheme="majorHAnsi" w:cstheme="majorBidi"/>
+          <w:b/>
+          <w:bCs/>
+          <w:spacing w:val="-10"/>
+          <w:kern w:val="28"/>
+          <w:sz w:val="44"/>
+          <w:szCs w:val="44"/>
+        </w:rPr>
+        <w:t xml:space="preserve"> 8. MODEL TRAINING + RESULTS (6:45 – 7:30)</w:t>
+      </w:r>
+    </w:p>
+    <w:p>
+      <w:pPr>
+        <w:rPr>
+          <w:rFonts w:asciiTheme="majorHAnsi" w:eastAsiaTheme="majorEastAsia" w:hAnsiTheme="majorHAnsi" w:cstheme="majorBidi"/>
+          <w:b/>
+          <w:bCs/>
+          <w:spacing w:val="-10"/>
+          <w:kern w:val="28"/>
+          <w:sz w:val="44"/>
+          <w:szCs w:val="44"/>
+        </w:rPr>
+      </w:pPr>
+      <w:r>
+        <w:rPr>
+          <w:rFonts w:ascii="Apple Color Emoji" w:eastAsiaTheme="majorEastAsia" w:hAnsi="Apple Color Emoji" w:cs="Apple Color Emoji"/>
+          <w:b/>
+          <w:bCs/>
+          <w:spacing w:val="-10"/>
+          <w:kern w:val="28"/>
+          <w:sz w:val="44"/>
+          <w:szCs w:val="44"/>
         </w:rPr>
         <w:t>👉</w:t>
       </w:r>
       <w:r>
         <w:rPr>
-          <w:lang w:val="en-GB"/>
-        </w:rPr>
-        <w:t xml:space="preserve"> Show terminal:</w:t>
-      </w:r>
-    </w:p>
-    <w:p>
-      <w:pPr>
-        <w:rPr>
-          <w:lang w:val="en-US"/>
-        </w:rPr>
-      </w:pPr>
-      <w:r>
-        <w:rPr>
-          <w:lang w:val="en-US"/>
-        </w:rPr>
-        <w:t xml:space="preserve">python -m </w:t>
-      </w:r>
-      <w:proofErr w:type="spellStart"/>
-      <w:proofErr w:type="gramStart"/>
-      <w:r>
-        <w:rPr>
-          <w:lang w:val="en-US"/>
-        </w:rPr>
-        <w:t>src.orchestration</w:t>
-      </w:r>
-      <w:proofErr w:type="gramEnd"/>
-      <w:r>
-        <w:rPr>
-          <w:lang w:val="en-US"/>
-        </w:rPr>
-        <w:t>.pipeline</w:t>
-      </w:r>
-      <w:proofErr w:type="spellEnd"/>
-    </w:p>
-    <w:p>
-      <w:pPr>
-        <w:rPr>
-          <w:lang w:val="en-GB"/>
-        </w:rPr>
-      </w:pPr>
-      <w:r>
-        <w:rPr>
-          <w:lang w:val="en-GB"/>
+          <w:rFonts w:asciiTheme="majorHAnsi" w:eastAsiaTheme="majorEastAsia" w:hAnsiTheme="majorHAnsi" w:cstheme="majorBidi"/>
+          <w:b/>
+          <w:bCs/>
+          <w:spacing w:val="-10"/>
+          <w:kern w:val="28"/>
+          <w:sz w:val="44"/>
+          <w:szCs w:val="44"/>
+        </w:rPr>
+        <w:t xml:space="preserve"> Show:</w:t>
+      </w:r>
+    </w:p>
+    <w:p>
+      <w:pPr>
+        <w:rPr>
+          <w:rFonts w:asciiTheme="majorHAnsi" w:eastAsiaTheme="majorEastAsia" w:hAnsiTheme="majorHAnsi" w:cstheme="majorBidi"/>
+          <w:spacing w:val="-10"/>
+          <w:kern w:val="28"/>
+          <w:sz w:val="44"/>
+          <w:szCs w:val="44"/>
+        </w:rPr>
+      </w:pPr>
+      <w:r>
+        <w:rPr>
+          <w:rFonts w:asciiTheme="majorHAnsi" w:eastAsiaTheme="majorEastAsia" w:hAnsiTheme="majorHAnsi" w:cstheme="majorBidi"/>
+          <w:spacing w:val="-10"/>
+          <w:kern w:val="28"/>
+          <w:sz w:val="44"/>
+          <w:szCs w:val="44"/>
+        </w:rPr>
+        <w:t>cat reports/model_performance.json</w:t>
+      </w:r>
+    </w:p>
+    <w:p>
+      <w:pPr>
+        <w:rPr>
+          <w:rFonts w:asciiTheme="majorHAnsi" w:eastAsiaTheme="majorEastAsia" w:hAnsiTheme="majorHAnsi" w:cstheme="majorBidi"/>
+          <w:spacing w:val="-10"/>
+          <w:kern w:val="28"/>
+          <w:sz w:val="44"/>
+          <w:szCs w:val="44"/>
+        </w:rPr>
+      </w:pPr>
+      <w:r>
+        <w:rPr>
+          <w:rFonts w:asciiTheme="majorHAnsi" w:eastAsiaTheme="majorEastAsia" w:hAnsiTheme="majorHAnsi" w:cstheme="majorBidi"/>
+          <w:spacing w:val="-10"/>
+          <w:kern w:val="28"/>
+          <w:sz w:val="44"/>
+          <w:szCs w:val="44"/>
         </w:rPr>
         <w:t>Say:</w:t>
       </w:r>
@@ -658,1048 +1980,475 @@
     <w:p>
       <w:pPr>
         <w:rPr>
-          <w:lang w:val="en-GB"/>
-        </w:rPr>
-      </w:pPr>
-      <w:r>
-        <w:rPr>
-          <w:lang w:val="en-GB"/>
-        </w:rPr>
-        <w:t>“This command runs the complete pipeline.</w:t>
-      </w:r>
-    </w:p>
-    <w:p>
-      <w:pPr>
-        <w:rPr>
-          <w:lang w:val="en-GB"/>
-        </w:rPr>
-      </w:pPr>
-      <w:r>
-        <w:rPr>
-          <w:lang w:val="en-GB"/>
-        </w:rPr>
-        <w:t>It executes:</w:t>
-      </w:r>
-    </w:p>
-    <w:p>
-      <w:pPr>
-        <w:numPr>
-          <w:ilvl w:val="0"/>
-          <w:numId w:val="3"/>
-        </w:numPr>
-        <w:rPr>
-          <w:lang w:val="en-GB"/>
-        </w:rPr>
-      </w:pPr>
-      <w:r>
-        <w:rPr>
-          <w:lang w:val="en-GB"/>
-        </w:rPr>
-        <w:t>data ingestion</w:t>
-      </w:r>
-    </w:p>
-    <w:p>
-      <w:pPr>
-        <w:numPr>
-          <w:ilvl w:val="0"/>
-          <w:numId w:val="3"/>
-        </w:numPr>
-        <w:rPr>
-          <w:lang w:val="en-GB"/>
-        </w:rPr>
-      </w:pPr>
-      <w:r>
-        <w:rPr>
-          <w:lang w:val="en-GB"/>
-        </w:rPr>
-        <w:t>validation</w:t>
-      </w:r>
-    </w:p>
-    <w:p>
-      <w:pPr>
-        <w:numPr>
-          <w:ilvl w:val="0"/>
-          <w:numId w:val="3"/>
-        </w:numPr>
-        <w:rPr>
-          <w:lang w:val="en-GB"/>
-        </w:rPr>
-      </w:pPr>
-      <w:r>
-        <w:rPr>
-          <w:lang w:val="en-GB"/>
-        </w:rPr>
-        <w:t>preprocessing</w:t>
-      </w:r>
-    </w:p>
-    <w:p>
-      <w:pPr>
-        <w:numPr>
-          <w:ilvl w:val="0"/>
-          <w:numId w:val="3"/>
-        </w:numPr>
-        <w:rPr>
-          <w:lang w:val="en-GB"/>
-        </w:rPr>
-      </w:pPr>
-      <w:r>
-        <w:rPr>
-          <w:lang w:val="en-GB"/>
-        </w:rPr>
-        <w:t>feature engineering</w:t>
-      </w:r>
-    </w:p>
-    <w:p>
-      <w:pPr>
-        <w:numPr>
-          <w:ilvl w:val="0"/>
-          <w:numId w:val="3"/>
-        </w:numPr>
-        <w:rPr>
-          <w:lang w:val="en-GB"/>
-        </w:rPr>
-      </w:pPr>
-      <w:r>
-        <w:rPr>
-          <w:lang w:val="en-GB"/>
-        </w:rPr>
-        <w:t>model training”</w:t>
-      </w:r>
-    </w:p>
-    <w:p>
-      <w:pPr>
-        <w:rPr>
-          <w:lang w:val="en-GB"/>
-        </w:rPr>
-      </w:pPr>
-      <w:r>
-        <w:rPr>
-          <w:rFonts w:ascii="Apple Color Emoji" w:hAnsi="Apple Color Emoji" w:cs="Apple Color Emoji"/>
-          <w:lang w:val="en-GB"/>
-        </w:rPr>
-        <w:t>👉</w:t>
-      </w:r>
-      <w:r>
-        <w:rPr>
-          <w:lang w:val="en-GB"/>
-        </w:rPr>
-        <w:t xml:space="preserve"> Scroll logs:</w:t>
-      </w:r>
-    </w:p>
-    <w:p>
-      <w:pPr>
-        <w:rPr>
-          <w:lang w:val="en-US"/>
-        </w:rPr>
-      </w:pPr>
-      <w:r>
-        <w:rPr>
-          <w:lang w:val="en-US"/>
-        </w:rPr>
-        <w:t>SUCCESS task=ingest</w:t>
-      </w:r>
-      <w:r>
-        <w:rPr>
-          <w:lang w:val="en-US"/>
+          <w:rFonts w:asciiTheme="majorHAnsi" w:eastAsiaTheme="majorEastAsia" w:hAnsiTheme="majorHAnsi" w:cstheme="majorBidi"/>
+          <w:spacing w:val="-10"/>
+          <w:kern w:val="28"/>
+          <w:sz w:val="44"/>
+          <w:szCs w:val="44"/>
+        </w:rPr>
+      </w:pPr>
+      <w:r>
+        <w:rPr>
+          <w:rFonts w:asciiTheme="majorHAnsi" w:eastAsiaTheme="majorEastAsia" w:hAnsiTheme="majorHAnsi" w:cstheme="majorBidi"/>
+          <w:spacing w:val="-10"/>
+          <w:kern w:val="28"/>
+          <w:sz w:val="44"/>
+          <w:szCs w:val="44"/>
+        </w:rPr>
+        <w:t>“The model used is collaborative filtering using SVD.</w:t>
+      </w:r>
+      <w:r>
+        <w:rPr>
+          <w:rFonts w:asciiTheme="majorHAnsi" w:eastAsiaTheme="majorEastAsia" w:hAnsiTheme="majorHAnsi" w:cstheme="majorBidi"/>
+          <w:spacing w:val="-10"/>
+          <w:kern w:val="28"/>
+          <w:sz w:val="44"/>
+          <w:szCs w:val="44"/>
         </w:rPr>
         <w:br/>
-        <w:t>SUCCESS task=validate</w:t>
-      </w:r>
-      <w:r>
-        <w:rPr>
-          <w:lang w:val="en-US"/>
+        <w:t>We evaluate it using ranking metrics such as Precision@K and Recall@K.”</w:t>
+      </w:r>
+    </w:p>
+    <w:p>
+      <w:pPr>
+        <w:rPr>
+          <w:rFonts w:asciiTheme="majorHAnsi" w:eastAsiaTheme="majorEastAsia" w:hAnsiTheme="majorHAnsi" w:cstheme="majorBidi"/>
+          <w:spacing w:val="-10"/>
+          <w:kern w:val="28"/>
+          <w:sz w:val="56"/>
+          <w:szCs w:val="56"/>
+        </w:rPr>
+      </w:pPr>
+      <w:r>
+        <w:rPr>
+          <w:rFonts w:asciiTheme="majorHAnsi" w:eastAsiaTheme="majorEastAsia" w:hAnsiTheme="majorHAnsi" w:cstheme="majorBidi"/>
+          <w:noProof/>
+          <w:spacing w:val="-10"/>
+          <w:kern w:val="28"/>
+          <w:sz w:val="56"/>
+          <w:szCs w:val="56"/>
+        </w:rPr>
+        <w:pict w14:anchorId="6BE22714">
+          <v:rect id="_x0000_i1027" alt="" style="width:451.3pt;height:.05pt;mso-width-percent:0;mso-height-percent:0;mso-width-percent:0;mso-height-percent:0" o:hralign="center" o:hrstd="t" o:hr="t" fillcolor="#a0a0a0" stroked="f"/>
+        </w:pict>
+      </w:r>
+    </w:p>
+    <w:p>
+      <w:pPr>
+        <w:rPr>
+          <w:rFonts w:asciiTheme="majorHAnsi" w:eastAsiaTheme="majorEastAsia" w:hAnsiTheme="majorHAnsi" w:cstheme="majorBidi"/>
+          <w:b/>
+          <w:bCs/>
+          <w:spacing w:val="-10"/>
+          <w:kern w:val="28"/>
+          <w:sz w:val="44"/>
+          <w:szCs w:val="44"/>
+        </w:rPr>
+      </w:pPr>
+      <w:r>
+        <w:rPr>
+          <w:rFonts w:ascii="Apple Color Emoji" w:eastAsiaTheme="majorEastAsia" w:hAnsi="Apple Color Emoji" w:cs="Apple Color Emoji"/>
+          <w:b/>
+          <w:bCs/>
+          <w:spacing w:val="-10"/>
+          <w:kern w:val="28"/>
+          <w:sz w:val="44"/>
+          <w:szCs w:val="44"/>
+        </w:rPr>
+        <w:t>🟢</w:t>
+      </w:r>
+      <w:r>
+        <w:rPr>
+          <w:rFonts w:asciiTheme="majorHAnsi" w:eastAsiaTheme="majorEastAsia" w:hAnsiTheme="majorHAnsi" w:cstheme="majorBidi"/>
+          <w:b/>
+          <w:bCs/>
+          <w:spacing w:val="-10"/>
+          <w:kern w:val="28"/>
+          <w:sz w:val="44"/>
+          <w:szCs w:val="44"/>
+        </w:rPr>
+        <w:t xml:space="preserve"> 9. INFERENCE DEMO (7:30 – 8:15)</w:t>
+      </w:r>
+    </w:p>
+    <w:p>
+      <w:pPr>
+        <w:rPr>
+          <w:rFonts w:asciiTheme="majorHAnsi" w:eastAsiaTheme="majorEastAsia" w:hAnsiTheme="majorHAnsi" w:cstheme="majorBidi"/>
+          <w:spacing w:val="-10"/>
+          <w:kern w:val="28"/>
+          <w:sz w:val="44"/>
+          <w:szCs w:val="44"/>
+        </w:rPr>
+      </w:pPr>
+      <w:r>
+        <w:rPr>
+          <w:rFonts w:asciiTheme="majorHAnsi" w:eastAsiaTheme="majorEastAsia" w:hAnsiTheme="majorHAnsi" w:cstheme="majorBidi"/>
+          <w:spacing w:val="-10"/>
+          <w:kern w:val="28"/>
+          <w:sz w:val="44"/>
+          <w:szCs w:val="44"/>
+        </w:rPr>
+        <w:t>python -m src.inference --user_id U001 --top_k 5</w:t>
+      </w:r>
+    </w:p>
+    <w:p>
+      <w:pPr>
+        <w:rPr>
+          <w:rFonts w:asciiTheme="majorHAnsi" w:eastAsiaTheme="majorEastAsia" w:hAnsiTheme="majorHAnsi" w:cstheme="majorBidi"/>
+          <w:spacing w:val="-10"/>
+          <w:kern w:val="28"/>
+          <w:sz w:val="44"/>
+          <w:szCs w:val="44"/>
+        </w:rPr>
+      </w:pPr>
+      <w:r>
+        <w:rPr>
+          <w:rFonts w:asciiTheme="majorHAnsi" w:eastAsiaTheme="majorEastAsia" w:hAnsiTheme="majorHAnsi" w:cstheme="majorBidi"/>
+          <w:spacing w:val="-10"/>
+          <w:kern w:val="28"/>
+          <w:sz w:val="44"/>
+          <w:szCs w:val="44"/>
+        </w:rPr>
+        <w:t>Say:</w:t>
+      </w:r>
+    </w:p>
+    <w:p>
+      <w:pPr>
+        <w:rPr>
+          <w:rFonts w:asciiTheme="majorHAnsi" w:eastAsiaTheme="majorEastAsia" w:hAnsiTheme="majorHAnsi" w:cstheme="majorBidi"/>
+          <w:spacing w:val="-10"/>
+          <w:kern w:val="28"/>
+          <w:sz w:val="44"/>
+          <w:szCs w:val="44"/>
+        </w:rPr>
+      </w:pPr>
+      <w:r>
+        <w:rPr>
+          <w:rFonts w:asciiTheme="majorHAnsi" w:eastAsiaTheme="majorEastAsia" w:hAnsiTheme="majorHAnsi" w:cstheme="majorBidi"/>
+          <w:spacing w:val="-10"/>
+          <w:kern w:val="28"/>
+          <w:sz w:val="44"/>
+          <w:szCs w:val="44"/>
+        </w:rPr>
+        <w:lastRenderedPageBreak/>
+        <w:t>“This output shows the top recommended items for user U001.</w:t>
+      </w:r>
+    </w:p>
+    <w:p>
+      <w:pPr>
+        <w:rPr>
+          <w:rFonts w:asciiTheme="majorHAnsi" w:eastAsiaTheme="majorEastAsia" w:hAnsiTheme="majorHAnsi" w:cstheme="majorBidi"/>
+          <w:spacing w:val="-10"/>
+          <w:kern w:val="28"/>
+          <w:sz w:val="44"/>
+          <w:szCs w:val="44"/>
+        </w:rPr>
+      </w:pPr>
+      <w:r>
+        <w:rPr>
+          <w:rFonts w:asciiTheme="majorHAnsi" w:eastAsiaTheme="majorEastAsia" w:hAnsiTheme="majorHAnsi" w:cstheme="majorBidi"/>
+          <w:spacing w:val="-10"/>
+          <w:kern w:val="28"/>
+          <w:sz w:val="44"/>
+          <w:szCs w:val="44"/>
         </w:rPr>
         <w:br/>
-        <w:t>SUCCESS task=features</w:t>
-      </w:r>
-      <w:r>
-        <w:rPr>
-          <w:lang w:val="en-US"/>
-        </w:rPr>
-        <w:br/>
-        <w:t>SUCCESS task=training</w:t>
-      </w:r>
-    </w:p>
-    <w:p>
-      <w:pPr>
-        <w:rPr>
-          <w:lang w:val="en-GB"/>
-        </w:rPr>
-      </w:pPr>
-      <w:r>
-        <w:rPr>
-          <w:lang w:val="en-GB"/>
-        </w:rPr>
-        <w:t>Say:</w:t>
-      </w:r>
-    </w:p>
-    <w:p>
-      <w:pPr>
-        <w:rPr>
-          <w:lang w:val="en-GB"/>
-        </w:rPr>
-      </w:pPr>
-      <w:r>
-        <w:rPr>
-          <w:lang w:val="en-GB"/>
-        </w:rPr>
-        <w:t>“This shows that the pipeline is fully automated and modular.”</w:t>
-      </w:r>
-    </w:p>
-    <w:p>
-      <w:pPr>
-        <w:rPr>
-          <w:lang w:val="en-US"/>
-        </w:rPr>
-      </w:pPr>
-      <w:r>
-        <w:rPr>
-          <w:lang w:val="en-US"/>
-        </w:rPr>
-        <w:t> </w:t>
-      </w:r>
-    </w:p>
-    <w:p>
-      <w:pPr>
-        <w:rPr>
-          <w:lang w:val="en-GB"/>
-        </w:rPr>
-      </w:pPr>
-      <w:r>
-        <w:rPr>
-          <w:rFonts w:ascii="Apple Color Emoji" w:hAnsi="Apple Color Emoji" w:cs="Apple Color Emoji"/>
-          <w:b/>
-          <w:bCs/>
-          <w:lang w:val="en-GB"/>
-        </w:rPr>
-        <w:t>⏱️</w:t>
-      </w:r>
-      <w:r>
-        <w:rPr>
-          <w:b/>
-          <w:bCs/>
-          <w:lang w:val="en-GB"/>
-        </w:rPr>
-        <w:t xml:space="preserve"> </w:t>
-      </w:r>
-      <w:r>
-        <w:rPr>
-          <w:b/>
-          <w:bCs/>
-          <w:lang w:val="en-US"/>
-        </w:rPr>
-        <w:t>4:30 – 5:30 → Data Quality + EDA</w:t>
-      </w:r>
-    </w:p>
-    <w:p>
-      <w:pPr>
-        <w:rPr>
-          <w:lang w:val="en-GB"/>
-        </w:rPr>
-      </w:pPr>
-      <w:r>
-        <w:rPr>
-          <w:rFonts w:ascii="Apple Color Emoji" w:hAnsi="Apple Color Emoji" w:cs="Apple Color Emoji"/>
-          <w:lang w:val="en-GB"/>
-        </w:rPr>
-        <w:t>👉</w:t>
-      </w:r>
-      <w:r>
-        <w:rPr>
-          <w:lang w:val="en-GB"/>
-        </w:rPr>
-        <w:t xml:space="preserve"> Open:</w:t>
-      </w:r>
-    </w:p>
-    <w:p>
-      <w:pPr>
-        <w:rPr>
-          <w:lang w:val="en-US"/>
-        </w:rPr>
-      </w:pPr>
-      <w:r>
-        <w:rPr>
-          <w:lang w:val="en-US"/>
-        </w:rPr>
-        <w:t>reports/data_quality_report.pdf</w:t>
-      </w:r>
-    </w:p>
-    <w:p>
-      <w:pPr>
-        <w:rPr>
-          <w:lang w:val="en-GB"/>
-        </w:rPr>
-      </w:pPr>
-      <w:r>
-        <w:rPr>
-          <w:lang w:val="en-GB"/>
+        <w:t>The items are ranked based on predicted relevance using the SVD-based collaborative filtering model.</w:t>
+      </w:r>
+    </w:p>
+    <w:p>
+      <w:pPr>
+        <w:rPr>
+          <w:rFonts w:asciiTheme="majorHAnsi" w:eastAsiaTheme="majorEastAsia" w:hAnsiTheme="majorHAnsi" w:cstheme="majorBidi"/>
+          <w:spacing w:val="-10"/>
+          <w:kern w:val="28"/>
+          <w:sz w:val="44"/>
+          <w:szCs w:val="44"/>
+        </w:rPr>
+      </w:pPr>
+    </w:p>
+    <w:p>
+      <w:pPr>
+        <w:rPr>
+          <w:rFonts w:asciiTheme="majorHAnsi" w:eastAsiaTheme="majorEastAsia" w:hAnsiTheme="majorHAnsi" w:cstheme="majorBidi"/>
+          <w:spacing w:val="-10"/>
+          <w:kern w:val="28"/>
+          <w:sz w:val="44"/>
+          <w:szCs w:val="44"/>
+        </w:rPr>
+      </w:pPr>
+      <w:r>
+        <w:rPr>
+          <w:rFonts w:asciiTheme="majorHAnsi" w:eastAsiaTheme="majorEastAsia" w:hAnsiTheme="majorHAnsi" w:cstheme="majorBidi"/>
+          <w:spacing w:val="-10"/>
+          <w:kern w:val="28"/>
+          <w:sz w:val="44"/>
+          <w:szCs w:val="44"/>
+        </w:rPr>
+        <w:t>The model uses past interaction data such as clicks to learn user preferences and recommends items that similar users have interacted with.</w:t>
+      </w:r>
+    </w:p>
+    <w:p>
+      <w:pPr>
+        <w:rPr>
+          <w:rFonts w:asciiTheme="majorHAnsi" w:eastAsiaTheme="majorEastAsia" w:hAnsiTheme="majorHAnsi" w:cstheme="majorBidi"/>
+          <w:spacing w:val="-10"/>
+          <w:kern w:val="28"/>
+          <w:sz w:val="44"/>
+          <w:szCs w:val="44"/>
+        </w:rPr>
+      </w:pPr>
+    </w:p>
+    <w:p>
+      <w:pPr>
+        <w:rPr>
+          <w:rFonts w:asciiTheme="majorHAnsi" w:eastAsiaTheme="majorEastAsia" w:hAnsiTheme="majorHAnsi" w:cstheme="majorBidi"/>
+          <w:spacing w:val="-10"/>
+          <w:kern w:val="28"/>
+          <w:sz w:val="44"/>
+          <w:szCs w:val="44"/>
+        </w:rPr>
+      </w:pPr>
+      <w:r>
+        <w:rPr>
+          <w:rFonts w:asciiTheme="majorHAnsi" w:eastAsiaTheme="majorEastAsia" w:hAnsiTheme="majorHAnsi" w:cstheme="majorBidi"/>
+          <w:spacing w:val="-10"/>
+          <w:kern w:val="28"/>
+          <w:sz w:val="44"/>
+          <w:szCs w:val="44"/>
+        </w:rPr>
+        <w:t>These recommendations help improve user engagement and increase sales by suggesting relevant products.”</w:t>
+      </w:r>
+    </w:p>
+    <w:p>
+      <w:pPr>
+        <w:rPr>
+          <w:rFonts w:asciiTheme="majorHAnsi" w:eastAsiaTheme="majorEastAsia" w:hAnsiTheme="majorHAnsi" w:cstheme="majorBidi"/>
+          <w:spacing w:val="-10"/>
+          <w:kern w:val="28"/>
+          <w:sz w:val="56"/>
+          <w:szCs w:val="56"/>
+        </w:rPr>
+      </w:pPr>
+      <w:r>
+        <w:rPr>
+          <w:rFonts w:asciiTheme="majorHAnsi" w:eastAsiaTheme="majorEastAsia" w:hAnsiTheme="majorHAnsi" w:cstheme="majorBidi"/>
+          <w:noProof/>
+          <w:spacing w:val="-10"/>
+          <w:kern w:val="28"/>
+          <w:sz w:val="56"/>
+          <w:szCs w:val="56"/>
+        </w:rPr>
+        <w:pict w14:anchorId="13185EA1">
+          <v:rect id="_x0000_i1026" alt="" style="width:451.3pt;height:.05pt;mso-width-percent:0;mso-height-percent:0;mso-width-percent:0;mso-height-percent:0" o:hralign="center" o:hrstd="t" o:hr="t" fillcolor="#a0a0a0" stroked="f"/>
+        </w:pict>
+      </w:r>
+    </w:p>
+    <w:p>
+      <w:pPr>
+        <w:rPr>
+          <w:rFonts w:asciiTheme="majorHAnsi" w:eastAsiaTheme="majorEastAsia" w:hAnsiTheme="majorHAnsi" w:cstheme="majorBidi"/>
+          <w:b/>
+          <w:bCs/>
+          <w:spacing w:val="-10"/>
+          <w:kern w:val="28"/>
+          <w:sz w:val="44"/>
+          <w:szCs w:val="44"/>
+        </w:rPr>
+      </w:pPr>
+      <w:r>
+        <w:rPr>
+          <w:rFonts w:ascii="Apple Color Emoji" w:eastAsiaTheme="majorEastAsia" w:hAnsi="Apple Color Emoji" w:cs="Apple Color Emoji"/>
+          <w:b/>
+          <w:bCs/>
+          <w:spacing w:val="-10"/>
+          <w:kern w:val="28"/>
+          <w:sz w:val="44"/>
+          <w:szCs w:val="44"/>
+        </w:rPr>
+        <w:t>🟢</w:t>
+      </w:r>
+      <w:r>
+        <w:rPr>
+          <w:rFonts w:asciiTheme="majorHAnsi" w:eastAsiaTheme="majorEastAsia" w:hAnsiTheme="majorHAnsi" w:cstheme="majorBidi"/>
+          <w:b/>
+          <w:bCs/>
+          <w:spacing w:val="-10"/>
+          <w:kern w:val="28"/>
+          <w:sz w:val="44"/>
+          <w:szCs w:val="44"/>
+        </w:rPr>
+        <w:t xml:space="preserve"> 10. KEY LEARNING (8:15 – 9:00)</w:t>
+      </w:r>
+    </w:p>
+    <w:p>
+      <w:pPr>
+        <w:rPr>
+          <w:rFonts w:asciiTheme="majorHAnsi" w:eastAsiaTheme="majorEastAsia" w:hAnsiTheme="majorHAnsi" w:cstheme="majorBidi"/>
+          <w:spacing w:val="-10"/>
+          <w:kern w:val="28"/>
+          <w:sz w:val="44"/>
+          <w:szCs w:val="44"/>
+        </w:rPr>
+      </w:pPr>
+      <w:r>
+        <w:rPr>
+          <w:rFonts w:asciiTheme="majorHAnsi" w:eastAsiaTheme="majorEastAsia" w:hAnsiTheme="majorHAnsi" w:cstheme="majorBidi"/>
+          <w:spacing w:val="-10"/>
+          <w:kern w:val="28"/>
+          <w:sz w:val="44"/>
+          <w:szCs w:val="44"/>
+        </w:rPr>
+        <w:t>Say this (very important for marks):</w:t>
+      </w:r>
+    </w:p>
+    <w:p>
+      <w:pPr>
+        <w:rPr>
+          <w:rFonts w:asciiTheme="majorHAnsi" w:eastAsiaTheme="majorEastAsia" w:hAnsiTheme="majorHAnsi" w:cstheme="majorBidi"/>
+          <w:spacing w:val="-10"/>
+          <w:kern w:val="28"/>
+          <w:sz w:val="44"/>
+          <w:szCs w:val="44"/>
+        </w:rPr>
+      </w:pPr>
+      <w:r>
+        <w:rPr>
+          <w:rFonts w:asciiTheme="majorHAnsi" w:eastAsiaTheme="majorEastAsia" w:hAnsiTheme="majorHAnsi" w:cstheme="majorBidi"/>
+          <w:spacing w:val="-10"/>
+          <w:kern w:val="28"/>
+          <w:sz w:val="44"/>
+          <w:szCs w:val="44"/>
+        </w:rPr>
+        <w:t>“The main takeaway is that machine learning systems are not just about models, but about data pipelines, versioning, and reproducibility.</w:t>
+      </w:r>
+    </w:p>
+    <w:p>
+      <w:pPr>
+        <w:rPr>
+          <w:rFonts w:asciiTheme="majorHAnsi" w:eastAsiaTheme="majorEastAsia" w:hAnsiTheme="majorHAnsi" w:cstheme="majorBidi"/>
+          <w:spacing w:val="-10"/>
+          <w:kern w:val="28"/>
+          <w:sz w:val="44"/>
+          <w:szCs w:val="44"/>
+        </w:rPr>
+      </w:pPr>
+      <w:r>
+        <w:rPr>
+          <w:rFonts w:asciiTheme="majorHAnsi" w:eastAsiaTheme="majorEastAsia" w:hAnsiTheme="majorHAnsi" w:cstheme="majorBidi"/>
+          <w:spacing w:val="-10"/>
+          <w:kern w:val="28"/>
+          <w:sz w:val="44"/>
+          <w:szCs w:val="44"/>
         </w:rPr>
         <w:lastRenderedPageBreak/>
-        <w:t>Say:</w:t>
-      </w:r>
-    </w:p>
-    <w:p>
-      <w:pPr>
-        <w:rPr>
-          <w:lang w:val="en-GB"/>
-        </w:rPr>
-      </w:pPr>
-      <w:r>
-        <w:rPr>
-          <w:lang w:val="en-GB"/>
-        </w:rPr>
-        <w:t>“This report ensures data quality by checking missing values, duplicates, and schema issues.”</w:t>
-      </w:r>
-    </w:p>
-    <w:p>
-      <w:pPr>
-        <w:rPr>
-          <w:lang w:val="en-GB"/>
-        </w:rPr>
-      </w:pPr>
-      <w:r>
-        <w:rPr>
-          <w:rFonts w:ascii="Apple Color Emoji" w:hAnsi="Apple Color Emoji" w:cs="Apple Color Emoji"/>
-          <w:lang w:val="en-GB"/>
-        </w:rPr>
-        <w:t>👉</w:t>
-      </w:r>
-      <w:r>
-        <w:rPr>
-          <w:lang w:val="en-GB"/>
-        </w:rPr>
-        <w:t xml:space="preserve"> Show plots:</w:t>
-      </w:r>
-    </w:p>
-    <w:p>
-      <w:pPr>
-        <w:rPr>
-          <w:lang w:val="en-US"/>
-        </w:rPr>
-      </w:pPr>
-      <w:r>
-        <w:rPr>
-          <w:lang w:val="en-US"/>
-        </w:rPr>
-        <w:t>reports/figures/</w:t>
-      </w:r>
-    </w:p>
-    <w:p>
-      <w:pPr>
-        <w:rPr>
-          <w:lang w:val="en-GB"/>
-        </w:rPr>
-      </w:pPr>
-      <w:r>
-        <w:rPr>
-          <w:lang w:val="en-GB"/>
-        </w:rPr>
-        <w:t>Say:</w:t>
-      </w:r>
-    </w:p>
-    <w:p>
-      <w:pPr>
-        <w:rPr>
-          <w:lang w:val="en-GB"/>
-        </w:rPr>
-      </w:pPr>
-      <w:r>
-        <w:rPr>
-          <w:lang w:val="en-GB"/>
-        </w:rPr>
-        <w:t xml:space="preserve">“We </w:t>
-      </w:r>
-      <w:proofErr w:type="spellStart"/>
-      <w:r>
-        <w:rPr>
-          <w:lang w:val="en-GB"/>
-        </w:rPr>
-        <w:t>analyze</w:t>
-      </w:r>
-      <w:proofErr w:type="spellEnd"/>
-      <w:r>
-        <w:rPr>
-          <w:lang w:val="en-GB"/>
-        </w:rPr>
-        <w:t xml:space="preserve"> interaction distribution and item popularity to understand the dataset.”</w:t>
-      </w:r>
-    </w:p>
-    <w:p>
-      <w:pPr>
-        <w:rPr>
-          <w:lang w:val="en-US"/>
-        </w:rPr>
-      </w:pPr>
-      <w:r>
-        <w:rPr>
-          <w:lang w:val="en-US"/>
-        </w:rPr>
-        <w:t> </w:t>
-      </w:r>
-    </w:p>
-    <w:p>
-      <w:pPr>
-        <w:rPr>
-          <w:lang w:val="en-GB"/>
-        </w:rPr>
-      </w:pPr>
-      <w:r>
-        <w:rPr>
-          <w:rFonts w:ascii="Apple Color Emoji" w:hAnsi="Apple Color Emoji" w:cs="Apple Color Emoji"/>
-          <w:b/>
-          <w:bCs/>
-          <w:lang w:val="en-GB"/>
-        </w:rPr>
-        <w:t>⏱️</w:t>
-      </w:r>
-      <w:r>
-        <w:rPr>
-          <w:b/>
-          <w:bCs/>
-          <w:lang w:val="en-GB"/>
-        </w:rPr>
-        <w:t xml:space="preserve"> </w:t>
-      </w:r>
-      <w:r>
-        <w:rPr>
-          <w:b/>
-          <w:bCs/>
-          <w:lang w:val="en-US"/>
-        </w:rPr>
-        <w:t>5:30 – 6:30 → Feature Engineering</w:t>
-      </w:r>
-    </w:p>
-    <w:p>
-      <w:pPr>
-        <w:rPr>
-          <w:lang w:val="en-GB"/>
-        </w:rPr>
-      </w:pPr>
-      <w:r>
-        <w:rPr>
-          <w:lang w:val="en-GB"/>
-        </w:rPr>
-        <w:t>Say:</w:t>
-      </w:r>
-    </w:p>
-    <w:p>
-      <w:pPr>
-        <w:rPr>
-          <w:lang w:val="en-GB"/>
-        </w:rPr>
-      </w:pPr>
-      <w:r>
-        <w:rPr>
-          <w:lang w:val="en-GB"/>
-        </w:rPr>
-        <w:t>“We create features such as:</w:t>
-      </w:r>
-    </w:p>
-    <w:p>
-      <w:pPr>
-        <w:numPr>
-          <w:ilvl w:val="0"/>
-          <w:numId w:val="4"/>
-        </w:numPr>
-        <w:rPr>
-          <w:lang w:val="en-GB"/>
-        </w:rPr>
-      </w:pPr>
-      <w:r>
-        <w:rPr>
-          <w:lang w:val="en-GB"/>
-        </w:rPr>
-        <w:t>user activity frequency</w:t>
-      </w:r>
-    </w:p>
-    <w:p>
-      <w:pPr>
-        <w:numPr>
-          <w:ilvl w:val="0"/>
-          <w:numId w:val="4"/>
-        </w:numPr>
-        <w:rPr>
-          <w:lang w:val="en-GB"/>
-        </w:rPr>
-      </w:pPr>
-      <w:r>
-        <w:rPr>
-          <w:lang w:val="en-GB"/>
-        </w:rPr>
-        <w:t>average item rating</w:t>
-      </w:r>
-    </w:p>
-    <w:p>
-      <w:pPr>
-        <w:numPr>
-          <w:ilvl w:val="0"/>
-          <w:numId w:val="4"/>
-        </w:numPr>
-        <w:rPr>
-          <w:lang w:val="en-GB"/>
-        </w:rPr>
-      </w:pPr>
-      <w:r>
-        <w:rPr>
-          <w:lang w:val="en-GB"/>
-        </w:rPr>
-        <w:t>co-occurrence matrix</w:t>
-      </w:r>
-    </w:p>
-    <w:p>
-      <w:pPr>
-        <w:rPr>
-          <w:lang w:val="en-GB"/>
-        </w:rPr>
-      </w:pPr>
-      <w:r>
-        <w:rPr>
-          <w:lang w:val="en-GB"/>
-        </w:rPr>
-        <w:t xml:space="preserve">These features help the model learn user </w:t>
-      </w:r>
-      <w:proofErr w:type="spellStart"/>
-      <w:r>
-        <w:rPr>
-          <w:lang w:val="en-GB"/>
-        </w:rPr>
-        <w:t>behavior</w:t>
-      </w:r>
-      <w:proofErr w:type="spellEnd"/>
-      <w:r>
-        <w:rPr>
-          <w:lang w:val="en-GB"/>
-        </w:rPr>
-        <w:t xml:space="preserve"> patterns.”</w:t>
-      </w:r>
-    </w:p>
-    <w:p>
-      <w:pPr>
-        <w:rPr>
-          <w:lang w:val="en-US"/>
-        </w:rPr>
-      </w:pPr>
-      <w:r>
-        <w:rPr>
-          <w:lang w:val="en-US"/>
-        </w:rPr>
-        <w:t> </w:t>
-      </w:r>
-    </w:p>
-    <w:p>
-      <w:pPr>
-        <w:rPr>
-          <w:lang w:val="en-GB"/>
-        </w:rPr>
-      </w:pPr>
-      <w:r>
-        <w:rPr>
-          <w:rFonts w:ascii="Apple Color Emoji" w:hAnsi="Apple Color Emoji" w:cs="Apple Color Emoji"/>
-          <w:b/>
-          <w:bCs/>
-          <w:lang w:val="en-GB"/>
-        </w:rPr>
-        <w:t>⏱️</w:t>
-      </w:r>
-      <w:r>
-        <w:rPr>
-          <w:b/>
-          <w:bCs/>
-          <w:lang w:val="en-GB"/>
-        </w:rPr>
-        <w:t xml:space="preserve"> </w:t>
-      </w:r>
-      <w:r>
-        <w:rPr>
-          <w:b/>
-          <w:bCs/>
-          <w:lang w:val="en-US"/>
-        </w:rPr>
-        <w:t>6:30 – 7:30 → Model Training</w:t>
-      </w:r>
-    </w:p>
-    <w:p>
-      <w:pPr>
-        <w:rPr>
-          <w:lang w:val="en-GB"/>
-        </w:rPr>
-      </w:pPr>
-      <w:r>
-        <w:rPr>
-          <w:rFonts w:ascii="Apple Color Emoji" w:hAnsi="Apple Color Emoji" w:cs="Apple Color Emoji"/>
-          <w:lang w:val="en-GB"/>
-        </w:rPr>
-        <w:t>👉</w:t>
-      </w:r>
-      <w:r>
-        <w:rPr>
-          <w:lang w:val="en-GB"/>
-        </w:rPr>
-        <w:t xml:space="preserve"> Show:</w:t>
-      </w:r>
-    </w:p>
-    <w:p>
-      <w:pPr>
-        <w:rPr>
-          <w:lang w:val="en-US"/>
-        </w:rPr>
-      </w:pPr>
-      <w:r>
-        <w:rPr>
-          <w:lang w:val="en-US"/>
-        </w:rPr>
-        <w:t>cat reports/</w:t>
-      </w:r>
-      <w:proofErr w:type="spellStart"/>
-      <w:r>
-        <w:rPr>
-          <w:lang w:val="en-US"/>
-        </w:rPr>
-        <w:t>model_performance.json</w:t>
-      </w:r>
-      <w:proofErr w:type="spellEnd"/>
-    </w:p>
-    <w:p>
-      <w:pPr>
-        <w:rPr>
-          <w:lang w:val="en-GB"/>
-        </w:rPr>
-      </w:pPr>
-      <w:r>
-        <w:rPr>
-          <w:lang w:val="en-GB"/>
-        </w:rPr>
-        <w:t>Say:</w:t>
-      </w:r>
-    </w:p>
-    <w:p>
-      <w:pPr>
-        <w:rPr>
-          <w:lang w:val="en-GB"/>
-        </w:rPr>
-      </w:pPr>
-      <w:r>
-        <w:rPr>
-          <w:lang w:val="en-GB"/>
-        </w:rPr>
-        <w:t>“We use a collaborative filtering model based on SVD.</w:t>
-      </w:r>
-    </w:p>
-    <w:p>
-      <w:pPr>
-        <w:rPr>
-          <w:lang w:val="en-GB"/>
-        </w:rPr>
-      </w:pPr>
-      <w:r>
-        <w:rPr>
-          <w:lang w:val="en-GB"/>
-        </w:rPr>
-        <w:t>We evaluate it using:</w:t>
-      </w:r>
-    </w:p>
-    <w:p>
-      <w:pPr>
-        <w:numPr>
-          <w:ilvl w:val="0"/>
-          <w:numId w:val="5"/>
-        </w:numPr>
-        <w:rPr>
-          <w:lang w:val="en-GB"/>
-        </w:rPr>
-      </w:pPr>
-      <w:proofErr w:type="spellStart"/>
-      <w:r>
-        <w:rPr>
-          <w:lang w:val="en-GB"/>
-        </w:rPr>
-        <w:t>Precision@K</w:t>
-      </w:r>
-      <w:proofErr w:type="spellEnd"/>
-    </w:p>
-    <w:p>
-      <w:pPr>
-        <w:numPr>
-          <w:ilvl w:val="0"/>
-          <w:numId w:val="5"/>
-        </w:numPr>
-        <w:rPr>
-          <w:lang w:val="en-GB"/>
-        </w:rPr>
-      </w:pPr>
-      <w:proofErr w:type="spellStart"/>
-      <w:r>
-        <w:rPr>
-          <w:lang w:val="en-GB"/>
-        </w:rPr>
-        <w:t>Recall@K</w:t>
-      </w:r>
-      <w:proofErr w:type="spellEnd"/>
-    </w:p>
-    <w:p>
-      <w:pPr>
-        <w:rPr>
-          <w:lang w:val="en-GB"/>
-        </w:rPr>
-      </w:pPr>
-      <w:r>
-        <w:rPr>
-          <w:lang w:val="en-GB"/>
-        </w:rPr>
-        <w:t>This ensures recommendation quality.”</w:t>
-      </w:r>
-    </w:p>
-    <w:p>
-      <w:pPr>
-        <w:rPr>
-          <w:lang w:val="en-US"/>
-        </w:rPr>
-      </w:pPr>
-      <w:r>
-        <w:rPr>
-          <w:lang w:val="en-US"/>
-        </w:rPr>
-        <w:t> </w:t>
-      </w:r>
-    </w:p>
-    <w:p>
-      <w:pPr>
-        <w:rPr>
-          <w:lang w:val="en-GB"/>
-        </w:rPr>
-      </w:pPr>
-      <w:r>
-        <w:rPr>
-          <w:rFonts w:ascii="Apple Color Emoji" w:hAnsi="Apple Color Emoji" w:cs="Apple Color Emoji"/>
-          <w:b/>
-          <w:bCs/>
-          <w:lang w:val="en-GB"/>
-        </w:rPr>
-        <w:t>⏱️</w:t>
-      </w:r>
-      <w:r>
-        <w:rPr>
-          <w:b/>
-          <w:bCs/>
-          <w:lang w:val="en-GB"/>
-        </w:rPr>
-        <w:t xml:space="preserve"> </w:t>
-      </w:r>
-      <w:r>
-        <w:rPr>
-          <w:b/>
-          <w:bCs/>
-          <w:lang w:val="en-US"/>
-        </w:rPr>
-        <w:t>7:30 – 8:30 → Inference Demo</w:t>
-      </w:r>
-    </w:p>
-    <w:p>
-      <w:pPr>
-        <w:rPr>
-          <w:lang w:val="en-GB"/>
-        </w:rPr>
-      </w:pPr>
-      <w:r>
-        <w:rPr>
-          <w:rFonts w:ascii="Apple Color Emoji" w:hAnsi="Apple Color Emoji" w:cs="Apple Color Emoji"/>
-          <w:lang w:val="en-GB"/>
-        </w:rPr>
-        <w:t>👉</w:t>
-      </w:r>
-      <w:r>
-        <w:rPr>
-          <w:lang w:val="en-GB"/>
-        </w:rPr>
-        <w:t xml:space="preserve"> Run:</w:t>
-      </w:r>
-    </w:p>
-    <w:p>
-      <w:pPr>
-        <w:rPr>
-          <w:lang w:val="en-US"/>
-        </w:rPr>
-      </w:pPr>
-      <w:r>
-        <w:rPr>
-          <w:lang w:val="en-US"/>
-        </w:rPr>
-        <w:lastRenderedPageBreak/>
-        <w:t xml:space="preserve">python -m </w:t>
-      </w:r>
-      <w:proofErr w:type="spellStart"/>
-      <w:proofErr w:type="gramStart"/>
-      <w:r>
-        <w:rPr>
-          <w:lang w:val="en-US"/>
-        </w:rPr>
-        <w:t>src.inference</w:t>
-      </w:r>
-      <w:proofErr w:type="spellEnd"/>
-      <w:proofErr w:type="gramEnd"/>
-      <w:r>
-        <w:rPr>
-          <w:lang w:val="en-US"/>
-        </w:rPr>
-        <w:t xml:space="preserve"> --</w:t>
-      </w:r>
-      <w:proofErr w:type="spellStart"/>
-      <w:r>
-        <w:rPr>
-          <w:lang w:val="en-US"/>
-        </w:rPr>
-        <w:t>user_id</w:t>
-      </w:r>
-      <w:proofErr w:type="spellEnd"/>
-      <w:r>
-        <w:rPr>
-          <w:lang w:val="en-US"/>
-        </w:rPr>
-        <w:t xml:space="preserve"> U001 --</w:t>
-      </w:r>
-      <w:proofErr w:type="spellStart"/>
-      <w:r>
-        <w:rPr>
-          <w:lang w:val="en-US"/>
-        </w:rPr>
-        <w:t>top_k</w:t>
-      </w:r>
-      <w:proofErr w:type="spellEnd"/>
-      <w:r>
-        <w:rPr>
-          <w:lang w:val="en-US"/>
-        </w:rPr>
-        <w:t xml:space="preserve"> 5</w:t>
-      </w:r>
-    </w:p>
-    <w:p>
-      <w:pPr>
-        <w:rPr>
-          <w:lang w:val="en-GB"/>
-        </w:rPr>
-      </w:pPr>
-      <w:r>
-        <w:rPr>
-          <w:lang w:val="en-GB"/>
-        </w:rPr>
-        <w:t>Say:</w:t>
-      </w:r>
-    </w:p>
-    <w:p>
-      <w:pPr>
-        <w:rPr>
-          <w:lang w:val="en-GB"/>
-        </w:rPr>
-      </w:pPr>
-      <w:r>
-        <w:rPr>
-          <w:lang w:val="en-GB"/>
-        </w:rPr>
-        <w:t>“This shows real recommendations generated for a user.”</w:t>
-      </w:r>
-    </w:p>
-    <w:p>
-      <w:pPr>
-        <w:rPr>
-          <w:lang w:val="en-US"/>
-        </w:rPr>
-      </w:pPr>
-      <w:r>
-        <w:rPr>
-          <w:lang w:val="en-US"/>
-        </w:rPr>
-        <w:t> </w:t>
-      </w:r>
-    </w:p>
-    <w:p>
-      <w:pPr>
-        <w:rPr>
-          <w:lang w:val="en-GB"/>
-        </w:rPr>
-      </w:pPr>
-      <w:r>
-        <w:rPr>
-          <w:rFonts w:ascii="Apple Color Emoji" w:hAnsi="Apple Color Emoji" w:cs="Apple Color Emoji"/>
-          <w:b/>
-          <w:bCs/>
-          <w:lang w:val="en-GB"/>
-        </w:rPr>
-        <w:t>⏱️</w:t>
-      </w:r>
-      <w:r>
-        <w:rPr>
-          <w:b/>
-          <w:bCs/>
-          <w:lang w:val="en-GB"/>
-        </w:rPr>
-        <w:t xml:space="preserve"> </w:t>
-      </w:r>
-      <w:r>
-        <w:rPr>
-          <w:b/>
-          <w:bCs/>
-          <w:lang w:val="en-US"/>
-        </w:rPr>
-        <w:t>8:30 – 9:30 → Feature Store &amp; Versioning</w:t>
-      </w:r>
-    </w:p>
-    <w:p>
-      <w:pPr>
-        <w:rPr>
-          <w:lang w:val="en-GB"/>
-        </w:rPr>
-      </w:pPr>
-      <w:r>
-        <w:rPr>
-          <w:lang w:val="en-GB"/>
-        </w:rPr>
-        <w:t>Say:</w:t>
-      </w:r>
-    </w:p>
-    <w:p>
-      <w:pPr>
-        <w:rPr>
-          <w:lang w:val="en-GB"/>
-        </w:rPr>
-      </w:pPr>
-      <w:r>
-        <w:rPr>
-          <w:lang w:val="en-GB"/>
-        </w:rPr>
-        <w:t>“We also implemented:</w:t>
-      </w:r>
-    </w:p>
-    <w:p>
-      <w:pPr>
-        <w:numPr>
-          <w:ilvl w:val="0"/>
-          <w:numId w:val="6"/>
-        </w:numPr>
-        <w:rPr>
-          <w:lang w:val="en-GB"/>
-        </w:rPr>
-      </w:pPr>
-      <w:r>
-        <w:rPr>
-          <w:lang w:val="en-GB"/>
-        </w:rPr>
-        <w:t>a feature store for managing features</w:t>
-      </w:r>
-    </w:p>
-    <w:p>
-      <w:pPr>
-        <w:numPr>
-          <w:ilvl w:val="0"/>
-          <w:numId w:val="6"/>
-        </w:numPr>
-        <w:rPr>
-          <w:lang w:val="en-GB"/>
-        </w:rPr>
-      </w:pPr>
-      <w:r>
-        <w:rPr>
-          <w:lang w:val="en-GB"/>
-        </w:rPr>
-        <w:t>data versioning for reproducibility</w:t>
-      </w:r>
-    </w:p>
-    <w:p>
-      <w:pPr>
-        <w:rPr>
-          <w:lang w:val="en-GB"/>
-        </w:rPr>
-      </w:pPr>
-      <w:r>
-        <w:rPr>
-          <w:lang w:val="en-GB"/>
-        </w:rPr>
-        <w:t>This ensures consistency between training and inference.”</w:t>
-      </w:r>
-    </w:p>
-    <w:p>
-      <w:pPr>
-        <w:rPr>
-          <w:lang w:val="en-US"/>
-        </w:rPr>
-      </w:pPr>
-      <w:r>
-        <w:rPr>
-          <w:lang w:val="en-US"/>
-        </w:rPr>
-        <w:t> </w:t>
-      </w:r>
-    </w:p>
-    <w:p>
-      <w:pPr>
-        <w:rPr>
-          <w:lang w:val="en-GB"/>
-        </w:rPr>
-      </w:pPr>
-      <w:r>
-        <w:rPr>
-          <w:rFonts w:ascii="Apple Color Emoji" w:hAnsi="Apple Color Emoji" w:cs="Apple Color Emoji"/>
-          <w:b/>
-          <w:bCs/>
-          <w:lang w:val="en-GB"/>
-        </w:rPr>
-        <w:t>⏱️</w:t>
-      </w:r>
-      <w:r>
-        <w:rPr>
-          <w:b/>
-          <w:bCs/>
-          <w:lang w:val="en-GB"/>
-        </w:rPr>
-        <w:t xml:space="preserve"> </w:t>
-      </w:r>
-      <w:r>
-        <w:rPr>
-          <w:b/>
-          <w:bCs/>
-          <w:lang w:val="en-US"/>
-        </w:rPr>
-        <w:t>9:30 – 10:00 → Conclusion</w:t>
-      </w:r>
-    </w:p>
-    <w:p>
-      <w:pPr>
-        <w:rPr>
-          <w:lang w:val="en-GB"/>
-        </w:rPr>
-      </w:pPr>
-      <w:r>
-        <w:rPr>
-          <w:lang w:val="en-GB"/>
-        </w:rPr>
-        <w:t>Say:</w:t>
-      </w:r>
-    </w:p>
-    <w:p>
-      <w:pPr>
-        <w:rPr>
-          <w:lang w:val="en-GB"/>
-        </w:rPr>
-      </w:pPr>
-      <w:r>
-        <w:rPr>
-          <w:lang w:val="en-GB"/>
-        </w:rPr>
-        <w:t>“This project demonstrates a complete ML pipeline aligned with industry practices, focusing on data quality, feature engineering, and automation.</w:t>
-      </w:r>
-    </w:p>
-    <w:p>
-      <w:pPr>
-        <w:rPr>
-          <w:lang w:val="en-GB"/>
-        </w:rPr>
-      </w:pPr>
-      <w:r>
-        <w:rPr>
-          <w:lang w:val="en-GB"/>
+        <w:t>Using DVC and MLflow, we ensure that models are traceable, reproducible, and production-ready.”</w:t>
+      </w:r>
+    </w:p>
+    <w:p>
+      <w:pPr>
+        <w:rPr>
+          <w:rFonts w:asciiTheme="majorHAnsi" w:eastAsiaTheme="majorEastAsia" w:hAnsiTheme="majorHAnsi" w:cstheme="majorBidi"/>
+          <w:spacing w:val="-10"/>
+          <w:kern w:val="28"/>
+          <w:sz w:val="56"/>
+          <w:szCs w:val="56"/>
+        </w:rPr>
+      </w:pPr>
+      <w:r>
+        <w:rPr>
+          <w:rFonts w:asciiTheme="majorHAnsi" w:eastAsiaTheme="majorEastAsia" w:hAnsiTheme="majorHAnsi" w:cstheme="majorBidi"/>
+          <w:noProof/>
+          <w:spacing w:val="-10"/>
+          <w:kern w:val="28"/>
+          <w:sz w:val="56"/>
+          <w:szCs w:val="56"/>
+        </w:rPr>
+        <w:pict w14:anchorId="32E65680">
+          <v:rect id="_x0000_i1025" alt="" style="width:451.3pt;height:.05pt;mso-width-percent:0;mso-height-percent:0;mso-width-percent:0;mso-height-percent:0" o:hralign="center" o:hrstd="t" o:hr="t" fillcolor="#a0a0a0" stroked="f"/>
+        </w:pict>
+      </w:r>
+    </w:p>
+    <w:p>
+      <w:pPr>
+        <w:rPr>
+          <w:rFonts w:asciiTheme="majorHAnsi" w:eastAsiaTheme="majorEastAsia" w:hAnsiTheme="majorHAnsi" w:cstheme="majorBidi"/>
+          <w:b/>
+          <w:bCs/>
+          <w:spacing w:val="-10"/>
+          <w:kern w:val="28"/>
+          <w:sz w:val="44"/>
+          <w:szCs w:val="44"/>
+        </w:rPr>
+      </w:pPr>
+      <w:r>
+        <w:rPr>
+          <w:rFonts w:ascii="Apple Color Emoji" w:eastAsiaTheme="majorEastAsia" w:hAnsi="Apple Color Emoji" w:cs="Apple Color Emoji"/>
+          <w:b/>
+          <w:bCs/>
+          <w:spacing w:val="-10"/>
+          <w:kern w:val="28"/>
+          <w:sz w:val="44"/>
+          <w:szCs w:val="44"/>
+        </w:rPr>
+        <w:t>🟢</w:t>
+      </w:r>
+      <w:r>
+        <w:rPr>
+          <w:rFonts w:asciiTheme="majorHAnsi" w:eastAsiaTheme="majorEastAsia" w:hAnsiTheme="majorHAnsi" w:cstheme="majorBidi"/>
+          <w:b/>
+          <w:bCs/>
+          <w:spacing w:val="-10"/>
+          <w:kern w:val="28"/>
+          <w:sz w:val="44"/>
+          <w:szCs w:val="44"/>
+        </w:rPr>
+        <w:t xml:space="preserve"> 11. END (9:00 – 9:30)</w:t>
+      </w:r>
+    </w:p>
+    <w:p>
+      <w:pPr>
+        <w:rPr>
+          <w:rFonts w:asciiTheme="majorHAnsi" w:eastAsiaTheme="majorEastAsia" w:hAnsiTheme="majorHAnsi" w:cstheme="majorBidi"/>
+          <w:spacing w:val="-10"/>
+          <w:kern w:val="28"/>
+          <w:sz w:val="44"/>
+          <w:szCs w:val="44"/>
+        </w:rPr>
+      </w:pPr>
+      <w:r>
+        <w:rPr>
+          <w:rFonts w:asciiTheme="majorHAnsi" w:eastAsiaTheme="majorEastAsia" w:hAnsiTheme="majorHAnsi" w:cstheme="majorBidi"/>
+          <w:spacing w:val="-10"/>
+          <w:kern w:val="28"/>
+          <w:sz w:val="44"/>
+          <w:szCs w:val="44"/>
+        </w:rPr>
+        <w:t>“This pipeline is modular, scalable, and can be extended using orchestration tools like Airflow or Prefect for production environments.</w:t>
+      </w:r>
+    </w:p>
+    <w:p>
+      <w:pPr>
+        <w:rPr>
+          <w:rFonts w:asciiTheme="majorHAnsi" w:eastAsiaTheme="majorEastAsia" w:hAnsiTheme="majorHAnsi" w:cstheme="majorBidi"/>
+          <w:spacing w:val="-10"/>
+          <w:kern w:val="28"/>
+          <w:sz w:val="44"/>
+          <w:szCs w:val="44"/>
+        </w:rPr>
+      </w:pPr>
+      <w:r>
+        <w:rPr>
+          <w:rFonts w:asciiTheme="majorHAnsi" w:eastAsiaTheme="majorEastAsia" w:hAnsiTheme="majorHAnsi" w:cstheme="majorBidi"/>
+          <w:spacing w:val="-10"/>
+          <w:kern w:val="28"/>
+          <w:sz w:val="44"/>
+          <w:szCs w:val="44"/>
         </w:rPr>
         <w:t>Thank you.”</w:t>
       </w:r>
     </w:p>
+    <w:p/>
     <w:sectPr>
       <w:pgSz w:w="11906" w:h="16838"/>
       <w:pgMar w:top="1440" w:right="1440" w:bottom="1440" w:left="1440" w:header="708" w:footer="708" w:gutter="0"/>
@@ -2011,6 +2760,155 @@
     </w:lvl>
   </w:abstractNum>
   <w:abstractNum w:abstractNumId="2" w15:restartNumberingAfterBreak="0">
+    <w:nsid w:val="45535542"/>
+    <w:multiLevelType w:val="multilevel"/>
+    <w:tmpl w:val="08FE4808"/>
+    <w:lvl w:ilvl="0">
+      <w:start w:val="1"/>
+      <w:numFmt w:val="bullet"/>
+      <w:lvlText w:val=""/>
+      <w:lvlJc w:val="left"/>
+      <w:pPr>
+        <w:tabs>
+          <w:tab w:val="num" w:pos="720"/>
+        </w:tabs>
+        <w:ind w:left="720" w:hanging="360"/>
+      </w:pPr>
+      <w:rPr>
+        <w:rFonts w:ascii="Symbol" w:hAnsi="Symbol" w:hint="default"/>
+        <w:sz w:val="20"/>
+      </w:rPr>
+    </w:lvl>
+    <w:lvl w:ilvl="1" w:tentative="1">
+      <w:start w:val="1"/>
+      <w:numFmt w:val="bullet"/>
+      <w:lvlText w:val="o"/>
+      <w:lvlJc w:val="left"/>
+      <w:pPr>
+        <w:tabs>
+          <w:tab w:val="num" w:pos="1440"/>
+        </w:tabs>
+        <w:ind w:left="1440" w:hanging="360"/>
+      </w:pPr>
+      <w:rPr>
+        <w:rFonts w:ascii="Courier New" w:hAnsi="Courier New" w:hint="default"/>
+        <w:sz w:val="20"/>
+      </w:rPr>
+    </w:lvl>
+    <w:lvl w:ilvl="2" w:tentative="1">
+      <w:start w:val="1"/>
+      <w:numFmt w:val="bullet"/>
+      <w:lvlText w:val=""/>
+      <w:lvlJc w:val="left"/>
+      <w:pPr>
+        <w:tabs>
+          <w:tab w:val="num" w:pos="2160"/>
+        </w:tabs>
+        <w:ind w:left="2160" w:hanging="360"/>
+      </w:pPr>
+      <w:rPr>
+        <w:rFonts w:ascii="Wingdings" w:hAnsi="Wingdings" w:hint="default"/>
+        <w:sz w:val="20"/>
+      </w:rPr>
+    </w:lvl>
+    <w:lvl w:ilvl="3" w:tentative="1">
+      <w:start w:val="1"/>
+      <w:numFmt w:val="bullet"/>
+      <w:lvlText w:val=""/>
+      <w:lvlJc w:val="left"/>
+      <w:pPr>
+        <w:tabs>
+          <w:tab w:val="num" w:pos="2880"/>
+        </w:tabs>
+        <w:ind w:left="2880" w:hanging="360"/>
+      </w:pPr>
+      <w:rPr>
+        <w:rFonts w:ascii="Wingdings" w:hAnsi="Wingdings" w:hint="default"/>
+        <w:sz w:val="20"/>
+      </w:rPr>
+    </w:lvl>
+    <w:lvl w:ilvl="4" w:tentative="1">
+      <w:start w:val="1"/>
+      <w:numFmt w:val="bullet"/>
+      <w:lvlText w:val=""/>
+      <w:lvlJc w:val="left"/>
+      <w:pPr>
+        <w:tabs>
+          <w:tab w:val="num" w:pos="3600"/>
+        </w:tabs>
+        <w:ind w:left="3600" w:hanging="360"/>
+      </w:pPr>
+      <w:rPr>
+        <w:rFonts w:ascii="Wingdings" w:hAnsi="Wingdings" w:hint="default"/>
+        <w:sz w:val="20"/>
+      </w:rPr>
+    </w:lvl>
+    <w:lvl w:ilvl="5" w:tentative="1">
+      <w:start w:val="1"/>
+      <w:numFmt w:val="bullet"/>
+      <w:lvlText w:val=""/>
+      <w:lvlJc w:val="left"/>
+      <w:pPr>
+        <w:tabs>
+          <w:tab w:val="num" w:pos="4320"/>
+        </w:tabs>
+        <w:ind w:left="4320" w:hanging="360"/>
+      </w:pPr>
+      <w:rPr>
+        <w:rFonts w:ascii="Wingdings" w:hAnsi="Wingdings" w:hint="default"/>
+        <w:sz w:val="20"/>
+      </w:rPr>
+    </w:lvl>
+    <w:lvl w:ilvl="6" w:tentative="1">
+      <w:start w:val="1"/>
+      <w:numFmt w:val="bullet"/>
+      <w:lvlText w:val=""/>
+      <w:lvlJc w:val="left"/>
+      <w:pPr>
+        <w:tabs>
+          <w:tab w:val="num" w:pos="5040"/>
+        </w:tabs>
+        <w:ind w:left="5040" w:hanging="360"/>
+      </w:pPr>
+      <w:rPr>
+        <w:rFonts w:ascii="Wingdings" w:hAnsi="Wingdings" w:hint="default"/>
+        <w:sz w:val="20"/>
+      </w:rPr>
+    </w:lvl>
+    <w:lvl w:ilvl="7" w:tentative="1">
+      <w:start w:val="1"/>
+      <w:numFmt w:val="bullet"/>
+      <w:lvlText w:val=""/>
+      <w:lvlJc w:val="left"/>
+      <w:pPr>
+        <w:tabs>
+          <w:tab w:val="num" w:pos="5760"/>
+        </w:tabs>
+        <w:ind w:left="5760" w:hanging="360"/>
+      </w:pPr>
+      <w:rPr>
+        <w:rFonts w:ascii="Wingdings" w:hAnsi="Wingdings" w:hint="default"/>
+        <w:sz w:val="20"/>
+      </w:rPr>
+    </w:lvl>
+    <w:lvl w:ilvl="8" w:tentative="1">
+      <w:start w:val="1"/>
+      <w:numFmt w:val="bullet"/>
+      <w:lvlText w:val=""/>
+      <w:lvlJc w:val="left"/>
+      <w:pPr>
+        <w:tabs>
+          <w:tab w:val="num" w:pos="6480"/>
+        </w:tabs>
+        <w:ind w:left="6480" w:hanging="360"/>
+      </w:pPr>
+      <w:rPr>
+        <w:rFonts w:ascii="Wingdings" w:hAnsi="Wingdings" w:hint="default"/>
+        <w:sz w:val="20"/>
+      </w:rPr>
+    </w:lvl>
+  </w:abstractNum>
+  <w:abstractNum w:abstractNumId="3" w15:restartNumberingAfterBreak="0">
     <w:nsid w:val="4A9508F5"/>
     <w:multiLevelType w:val="multilevel"/>
     <w:tmpl w:val="9A9A7654"/>
@@ -2159,7 +3057,156 @@
       </w:rPr>
     </w:lvl>
   </w:abstractNum>
-  <w:abstractNum w:abstractNumId="3" w15:restartNumberingAfterBreak="0">
+  <w:abstractNum w:abstractNumId="4" w15:restartNumberingAfterBreak="0">
+    <w:nsid w:val="5B4D520B"/>
+    <w:multiLevelType w:val="multilevel"/>
+    <w:tmpl w:val="5908FDE8"/>
+    <w:lvl w:ilvl="0">
+      <w:start w:val="1"/>
+      <w:numFmt w:val="bullet"/>
+      <w:lvlText w:val=""/>
+      <w:lvlJc w:val="left"/>
+      <w:pPr>
+        <w:tabs>
+          <w:tab w:val="num" w:pos="720"/>
+        </w:tabs>
+        <w:ind w:left="720" w:hanging="360"/>
+      </w:pPr>
+      <w:rPr>
+        <w:rFonts w:ascii="Symbol" w:hAnsi="Symbol" w:hint="default"/>
+        <w:sz w:val="20"/>
+      </w:rPr>
+    </w:lvl>
+    <w:lvl w:ilvl="1" w:tentative="1">
+      <w:start w:val="1"/>
+      <w:numFmt w:val="bullet"/>
+      <w:lvlText w:val="o"/>
+      <w:lvlJc w:val="left"/>
+      <w:pPr>
+        <w:tabs>
+          <w:tab w:val="num" w:pos="1440"/>
+        </w:tabs>
+        <w:ind w:left="1440" w:hanging="360"/>
+      </w:pPr>
+      <w:rPr>
+        <w:rFonts w:ascii="Courier New" w:hAnsi="Courier New" w:hint="default"/>
+        <w:sz w:val="20"/>
+      </w:rPr>
+    </w:lvl>
+    <w:lvl w:ilvl="2" w:tentative="1">
+      <w:start w:val="1"/>
+      <w:numFmt w:val="bullet"/>
+      <w:lvlText w:val=""/>
+      <w:lvlJc w:val="left"/>
+      <w:pPr>
+        <w:tabs>
+          <w:tab w:val="num" w:pos="2160"/>
+        </w:tabs>
+        <w:ind w:left="2160" w:hanging="360"/>
+      </w:pPr>
+      <w:rPr>
+        <w:rFonts w:ascii="Wingdings" w:hAnsi="Wingdings" w:hint="default"/>
+        <w:sz w:val="20"/>
+      </w:rPr>
+    </w:lvl>
+    <w:lvl w:ilvl="3" w:tentative="1">
+      <w:start w:val="1"/>
+      <w:numFmt w:val="bullet"/>
+      <w:lvlText w:val=""/>
+      <w:lvlJc w:val="left"/>
+      <w:pPr>
+        <w:tabs>
+          <w:tab w:val="num" w:pos="2880"/>
+        </w:tabs>
+        <w:ind w:left="2880" w:hanging="360"/>
+      </w:pPr>
+      <w:rPr>
+        <w:rFonts w:ascii="Wingdings" w:hAnsi="Wingdings" w:hint="default"/>
+        <w:sz w:val="20"/>
+      </w:rPr>
+    </w:lvl>
+    <w:lvl w:ilvl="4" w:tentative="1">
+      <w:start w:val="1"/>
+      <w:numFmt w:val="bullet"/>
+      <w:lvlText w:val=""/>
+      <w:lvlJc w:val="left"/>
+      <w:pPr>
+        <w:tabs>
+          <w:tab w:val="num" w:pos="3600"/>
+        </w:tabs>
+        <w:ind w:left="3600" w:hanging="360"/>
+      </w:pPr>
+      <w:rPr>
+        <w:rFonts w:ascii="Wingdings" w:hAnsi="Wingdings" w:hint="default"/>
+        <w:sz w:val="20"/>
+      </w:rPr>
+    </w:lvl>
+    <w:lvl w:ilvl="5" w:tentative="1">
+      <w:start w:val="1"/>
+      <w:numFmt w:val="bullet"/>
+      <w:lvlText w:val=""/>
+      <w:lvlJc w:val="left"/>
+      <w:pPr>
+        <w:tabs>
+          <w:tab w:val="num" w:pos="4320"/>
+        </w:tabs>
+        <w:ind w:left="4320" w:hanging="360"/>
+      </w:pPr>
+      <w:rPr>
+        <w:rFonts w:ascii="Wingdings" w:hAnsi="Wingdings" w:hint="default"/>
+        <w:sz w:val="20"/>
+      </w:rPr>
+    </w:lvl>
+    <w:lvl w:ilvl="6" w:tentative="1">
+      <w:start w:val="1"/>
+      <w:numFmt w:val="bullet"/>
+      <w:lvlText w:val=""/>
+      <w:lvlJc w:val="left"/>
+      <w:pPr>
+        <w:tabs>
+          <w:tab w:val="num" w:pos="5040"/>
+        </w:tabs>
+        <w:ind w:left="5040" w:hanging="360"/>
+      </w:pPr>
+      <w:rPr>
+        <w:rFonts w:ascii="Wingdings" w:hAnsi="Wingdings" w:hint="default"/>
+        <w:sz w:val="20"/>
+      </w:rPr>
+    </w:lvl>
+    <w:lvl w:ilvl="7" w:tentative="1">
+      <w:start w:val="1"/>
+      <w:numFmt w:val="bullet"/>
+      <w:lvlText w:val=""/>
+      <w:lvlJc w:val="left"/>
+      <w:pPr>
+        <w:tabs>
+          <w:tab w:val="num" w:pos="5760"/>
+        </w:tabs>
+        <w:ind w:left="5760" w:hanging="360"/>
+      </w:pPr>
+      <w:rPr>
+        <w:rFonts w:ascii="Wingdings" w:hAnsi="Wingdings" w:hint="default"/>
+        <w:sz w:val="20"/>
+      </w:rPr>
+    </w:lvl>
+    <w:lvl w:ilvl="8" w:tentative="1">
+      <w:start w:val="1"/>
+      <w:numFmt w:val="bullet"/>
+      <w:lvlText w:val=""/>
+      <w:lvlJc w:val="left"/>
+      <w:pPr>
+        <w:tabs>
+          <w:tab w:val="num" w:pos="6480"/>
+        </w:tabs>
+        <w:ind w:left="6480" w:hanging="360"/>
+      </w:pPr>
+      <w:rPr>
+        <w:rFonts w:ascii="Wingdings" w:hAnsi="Wingdings" w:hint="default"/>
+        <w:sz w:val="20"/>
+      </w:rPr>
+    </w:lvl>
+  </w:abstractNum>
+  <w:abstractNum w:abstractNumId="5" w15:restartNumberingAfterBreak="0">
     <w:nsid w:val="67126C42"/>
     <w:multiLevelType w:val="multilevel"/>
     <w:tmpl w:val="01CC5390"/>
@@ -2308,7 +3355,7 @@
       </w:rPr>
     </w:lvl>
   </w:abstractNum>
-  <w:abstractNum w:abstractNumId="4" w15:restartNumberingAfterBreak="0">
+  <w:abstractNum w:abstractNumId="6" w15:restartNumberingAfterBreak="0">
     <w:nsid w:val="6BA603F4"/>
     <w:multiLevelType w:val="multilevel"/>
     <w:tmpl w:val="C95C87B0"/>
@@ -2457,7 +3504,7 @@
       </w:rPr>
     </w:lvl>
   </w:abstractNum>
-  <w:abstractNum w:abstractNumId="5" w15:restartNumberingAfterBreak="0">
+  <w:abstractNum w:abstractNumId="7" w15:restartNumberingAfterBreak="0">
     <w:nsid w:val="778B535C"/>
     <w:multiLevelType w:val="multilevel"/>
     <w:tmpl w:val="7E2E17C6"/>
@@ -2607,21 +3654,27 @@
     </w:lvl>
   </w:abstractNum>
   <w:num w:numId="1" w16cid:durableId="2011784779">
-    <w:abstractNumId w:val="4"/>
+    <w:abstractNumId w:val="6"/>
   </w:num>
   <w:num w:numId="2" w16cid:durableId="224725178">
     <w:abstractNumId w:val="0"/>
   </w:num>
   <w:num w:numId="3" w16cid:durableId="1042441979">
-    <w:abstractNumId w:val="5"/>
+    <w:abstractNumId w:val="7"/>
   </w:num>
   <w:num w:numId="4" w16cid:durableId="323124373">
-    <w:abstractNumId w:val="3"/>
+    <w:abstractNumId w:val="5"/>
   </w:num>
   <w:num w:numId="5" w16cid:durableId="423453250">
     <w:abstractNumId w:val="1"/>
   </w:num>
   <w:num w:numId="6" w16cid:durableId="215508573">
+    <w:abstractNumId w:val="3"/>
+  </w:num>
+  <w:num w:numId="7" w16cid:durableId="707532746">
+    <w:abstractNumId w:val="4"/>
+  </w:num>
+  <w:num w:numId="8" w16cid:durableId="1871725329">
     <w:abstractNumId w:val="2"/>
   </w:num>
 </w:numbering>
@@ -3027,6 +4080,7 @@
   <w:style w:type="paragraph" w:default="1" w:styleId="Normal">
     <w:name w:val="Normal"/>
     <w:qFormat/>
+    <w:rsid w:val="006B7D81"/>
   </w:style>
   <w:style w:type="paragraph" w:styleId="Heading1">
     <w:name w:val="heading 1"/>
